--- a/labs_4_OOP_Bodnar.docx
+++ b/labs_4_OOP_Bodnar.docx
@@ -819,6 +819,69 @@
           <w14:ligatures w14:val="none"/>
         </w:rPr>
         <w:t>3. Розв’язати задачі згідно варіанту.</w:t>
+      </w:r>
+      <w:r>
+        <w:t xml:space="preserve"> </w:t>
+      </w:r>
+      <w:r>
+        <w:rPr>
+          <w:rFonts w:ascii="Times New Roman" w:eastAsia="Times New Roman" w:hAnsi="Times New Roman" w:cs="Times New Roman"/>
+          <w:color w:val="000000"/>
+          <w:kern w:val="0"/>
+          <w:sz w:val="28"/>
+          <w:szCs w:val="28"/>
+          <w:lang w:val="uk-UA"/>
+          <w14:ligatures w14:val="none"/>
+        </w:rPr>
+        <w:t>Розробити та реалізувати класи згідно варіантів. Передбачити введення</w:t>
+      </w:r>
+      <w:r>
+        <w:rPr>
+          <w:rFonts w:ascii="Times New Roman" w:eastAsia="Times New Roman" w:hAnsi="Times New Roman" w:cs="Times New Roman"/>
+          <w:color w:val="000000"/>
+          <w:kern w:val="0"/>
+          <w:sz w:val="28"/>
+          <w:szCs w:val="28"/>
+          <w:lang w:val="en-US"/>
+          <w14:ligatures w14:val="none"/>
+        </w:rPr>
+        <w:t xml:space="preserve"> </w:t>
+      </w:r>
+      <w:r>
+        <w:rPr>
+          <w:rFonts w:ascii="Times New Roman" w:eastAsia="Times New Roman" w:hAnsi="Times New Roman" w:cs="Times New Roman"/>
+          <w:color w:val="000000"/>
+          <w:kern w:val="0"/>
+          <w:sz w:val="28"/>
+          <w:szCs w:val="28"/>
+          <w:lang w:val="uk-UA"/>
+          <w14:ligatures w14:val="none"/>
+        </w:rPr>
+        <w:t>початкових даних: з клавіатури, файлу та використовуючи датчик випадкових</w:t>
+      </w:r>
+      <w:r>
+        <w:rPr>
+          <w:rFonts w:ascii="Times New Roman" w:eastAsia="Times New Roman" w:hAnsi="Times New Roman" w:cs="Times New Roman"/>
+          <w:color w:val="000000"/>
+          <w:kern w:val="0"/>
+          <w:sz w:val="28"/>
+          <w:szCs w:val="28"/>
+          <w:lang w:val="en-US"/>
+          <w14:ligatures w14:val="none"/>
+        </w:rPr>
+        <w:t xml:space="preserve"> </w:t>
+      </w:r>
+      <w:r>
+        <w:rPr>
+          <w:rFonts w:ascii="Times New Roman" w:eastAsia="Times New Roman" w:hAnsi="Times New Roman" w:cs="Times New Roman"/>
+          <w:color w:val="000000"/>
+          <w:kern w:val="0"/>
+          <w:sz w:val="28"/>
+          <w:szCs w:val="28"/>
+          <w:lang w:val="uk-UA"/>
+          <w14:ligatures w14:val="none"/>
+        </w:rPr>
+        <w:t>чисел. Написати тестові програми для кожної задачі.</w:t>
       </w:r>
     </w:p>
     <w:p>
@@ -1164,7 +1227,7 @@
             <w:sz w:val="28"/>
             <w:szCs w:val="28"/>
           </w:rPr>
-          <w:t>https://github.com/VLazorykOOP/lab2oop26-bodnarandrii</w:t>
+          <w:t>https://github.com/VLazorykOOP/lab4oop26-bodnarandrii</w:t>
         </w:r>
       </w:hyperlink>
     </w:p>
@@ -1257,13 +1320,103 @@
         </w:rPr>
         <w:t xml:space="preserve">Завдання 1. </w:t>
       </w:r>
-      <w:r>
-        <w:rPr>
-          <w:sz w:val="28"/>
-          <w:szCs w:val="28"/>
-          <w:lang w:val="uk-UA"/>
-        </w:rPr>
-        <w:t>Обчислення виразів з використанням побітових операцій.</w:t>
+      <w:proofErr w:type="spellStart"/>
+      <w:r>
+        <w:rPr>
+          <w:sz w:val="28"/>
+          <w:szCs w:val="28"/>
+          <w:lang w:val="uk-UA"/>
+        </w:rPr>
+        <w:t>озробити</w:t>
+      </w:r>
+      <w:proofErr w:type="spellEnd"/>
+      <w:r>
+        <w:rPr>
+          <w:sz w:val="28"/>
+          <w:szCs w:val="28"/>
+          <w:lang w:val="uk-UA"/>
+        </w:rPr>
+        <w:t xml:space="preserve"> та реалізувати клас «вектор» згідно варіантів, у класі переважити</w:t>
+      </w:r>
+      <w:r>
+        <w:rPr>
+          <w:sz w:val="28"/>
+          <w:szCs w:val="28"/>
+          <w:lang w:val="en-US"/>
+        </w:rPr>
+        <w:t xml:space="preserve"> </w:t>
+      </w:r>
+      <w:r>
+        <w:rPr>
+          <w:sz w:val="28"/>
+          <w:szCs w:val="28"/>
+          <w:lang w:val="uk-UA"/>
+        </w:rPr>
+        <w:t>операції. Написати програму обчислення «векторних» виразів (тобто вираз</w:t>
+      </w:r>
+      <w:r>
+        <w:rPr>
+          <w:sz w:val="28"/>
+          <w:szCs w:val="28"/>
+          <w:lang w:val="en-US"/>
+        </w:rPr>
+        <w:t xml:space="preserve"> </w:t>
+      </w:r>
+      <w:r>
+        <w:rPr>
+          <w:sz w:val="28"/>
+          <w:szCs w:val="28"/>
+          <w:lang w:val="uk-UA"/>
+        </w:rPr>
+        <w:t>складається операцій на векторами та скалярними величинами).</w:t>
+      </w:r>
+      <w:r>
+        <w:rPr>
+          <w:sz w:val="28"/>
+          <w:szCs w:val="28"/>
+          <w:lang w:val="en-US"/>
+        </w:rPr>
+        <w:t xml:space="preserve"> </w:t>
+      </w:r>
+      <w:r>
+        <w:rPr>
+          <w:sz w:val="28"/>
+          <w:szCs w:val="28"/>
+          <w:lang w:val="uk-UA"/>
+        </w:rPr>
+        <w:t>В програмі має</w:t>
+      </w:r>
+      <w:r>
+        <w:rPr>
+          <w:sz w:val="28"/>
+          <w:szCs w:val="28"/>
+          <w:lang w:val="en-US"/>
+        </w:rPr>
+        <w:t xml:space="preserve"> </w:t>
+      </w:r>
+      <w:r>
+        <w:rPr>
+          <w:sz w:val="28"/>
+          <w:szCs w:val="28"/>
+          <w:lang w:val="uk-UA"/>
+        </w:rPr>
+        <w:t>бути декілька виразів, вираз має складатися із 5 та більше операцій.</w:t>
+      </w:r>
+      <w:r>
+        <w:rPr>
+          <w:sz w:val="28"/>
+          <w:szCs w:val="28"/>
+          <w:lang w:val="en-US"/>
+        </w:rPr>
+        <w:t xml:space="preserve"> </w:t>
+      </w:r>
+      <w:r>
+        <w:rPr>
+          <w:sz w:val="28"/>
+          <w:szCs w:val="28"/>
+          <w:lang w:val="uk-UA"/>
+        </w:rPr>
+        <w:t>Перевантажені операції повинні бути присутні хоча б одному з виразів.</w:t>
       </w:r>
     </w:p>
     <w:p>
@@ -1272,115 +1425,1902 @@
         <w:rPr>
           <w:sz w:val="28"/>
           <w:szCs w:val="28"/>
-        </w:rPr>
-      </w:pPr>
-      <w:r>
-        <w:rPr>
-          <w:sz w:val="28"/>
-          <w:szCs w:val="28"/>
-          <w:lang w:val="uk-UA"/>
-        </w:rPr>
-        <w:t>Задано цілі числа a, b, c та d. Обчислити вираз без використання операцій множення та ділення(замінивши на їх операцій зсувів).</w:t>
-      </w:r>
-    </w:p>
-    <w:p>
-      <w:pPr>
-        <w:pStyle w:val="p1"/>
-        <w:rPr>
-          <w:sz w:val="28"/>
-          <w:szCs w:val="28"/>
           <w:lang w:val="en-US"/>
         </w:rPr>
       </w:pPr>
-      <m:oMathPara>
-        <m:oMath>
-          <m:f>
-            <m:fPr>
-              <m:ctrlPr>
-                <w:rPr>
-                  <w:rFonts w:ascii="Cambria Math" w:hAnsi="Cambria Math"/>
-                  <w:i/>
-                  <w:sz w:val="28"/>
-                  <w:szCs w:val="28"/>
-                  <w:lang w:val="en-US"/>
-                </w:rPr>
-              </m:ctrlPr>
-            </m:fPr>
-            <m:num>
-              <m:r>
-                <w:rPr>
-                  <w:rFonts w:ascii="Cambria Math" w:hAnsi="Cambria Math"/>
-                  <w:sz w:val="28"/>
-                  <w:szCs w:val="28"/>
-                  <w:lang w:val="en-US"/>
-                </w:rPr>
-                <m:t>15*a+312*b</m:t>
-              </m:r>
-            </m:num>
-            <m:den>
-              <m:r>
-                <w:rPr>
-                  <w:rFonts w:ascii="Cambria Math" w:hAnsi="Cambria Math"/>
-                  <w:sz w:val="28"/>
-                  <w:szCs w:val="28"/>
-                  <w:lang w:val="en-US"/>
-                </w:rPr>
-                <m:t>64</m:t>
-              </m:r>
-            </m:den>
-          </m:f>
-          <m:r>
-            <w:rPr>
-              <w:rFonts w:ascii="Cambria Math" w:hAnsi="Cambria Math"/>
-              <w:sz w:val="28"/>
-              <w:szCs w:val="28"/>
-              <w:lang w:val="en-US"/>
-            </w:rPr>
-            <m:t>-c*120+d*121</m:t>
-          </m:r>
-        </m:oMath>
-      </m:oMathPara>
-    </w:p>
-    <w:p>
-      <w:pPr>
-        <w:pStyle w:val="p1"/>
-        <w:rPr>
-          <w:sz w:val="28"/>
-          <w:szCs w:val="28"/>
-          <w:lang w:val="en-US"/>
-        </w:rPr>
-      </w:pPr>
-    </w:p>
-    <w:p>
-      <w:pPr>
-        <w:rPr>
-          <w:rFonts w:ascii="Times New Roman" w:hAnsi="Times New Roman" w:cs="Times New Roman"/>
-          <w:sz w:val="28"/>
-          <w:szCs w:val="28"/>
-          <w:lang w:val="en-US"/>
-        </w:rPr>
-      </w:pPr>
-      <w:r>
-        <w:rPr>
-          <w:rFonts w:ascii="Times New Roman" w:hAnsi="Times New Roman" w:cs="Times New Roman"/>
-          <w:noProof/>
-          <w:sz w:val="28"/>
-          <w:szCs w:val="28"/>
-          <w:lang w:val="en-US"/>
+    </w:p>
+    <w:p>
+      <w:pPr>
+        <w:spacing w:line="240" w:lineRule="auto"/>
+        <w:rPr>
+          <w:rFonts w:ascii="Times New Roman" w:hAnsi="Times New Roman" w:cs="Times New Roman"/>
+          <w:sz w:val="28"/>
+          <w:szCs w:val="28"/>
+          <w:lang w:val="uk-UA"/>
+        </w:rPr>
+      </w:pPr>
+      <w:r>
+        <w:rPr>
+          <w:rFonts w:ascii="Times New Roman" w:hAnsi="Times New Roman" w:cs="Times New Roman"/>
+          <w:sz w:val="28"/>
+          <w:szCs w:val="28"/>
+          <w:lang w:val="uk-UA"/>
+        </w:rPr>
+        <w:t xml:space="preserve">Створити тип даних - клас </w:t>
+      </w:r>
+      <w:proofErr w:type="spellStart"/>
+      <w:r>
+        <w:rPr>
+          <w:rFonts w:ascii="Times New Roman" w:hAnsi="Times New Roman" w:cs="Times New Roman"/>
+          <w:sz w:val="28"/>
+          <w:szCs w:val="28"/>
+          <w:lang w:val="uk-UA"/>
+        </w:rPr>
+        <w:t>VectorInt</w:t>
+      </w:r>
+      <w:proofErr w:type="spellEnd"/>
+      <w:r>
+        <w:rPr>
+          <w:rFonts w:ascii="Times New Roman" w:hAnsi="Times New Roman" w:cs="Times New Roman"/>
+          <w:sz w:val="28"/>
+          <w:szCs w:val="28"/>
+          <w:lang w:val="uk-UA"/>
+        </w:rPr>
+        <w:t xml:space="preserve"> (вектор цілих чисел), який має вказівник на</w:t>
+      </w:r>
+      <w:r>
+        <w:rPr>
+          <w:rFonts w:ascii="Times New Roman" w:hAnsi="Times New Roman" w:cs="Times New Roman"/>
+          <w:sz w:val="28"/>
+          <w:szCs w:val="28"/>
+          <w:lang w:val="uk-UA"/>
+        </w:rPr>
+        <w:t xml:space="preserve"> </w:t>
+      </w:r>
+      <w:proofErr w:type="spellStart"/>
+      <w:r>
+        <w:rPr>
+          <w:rFonts w:ascii="Times New Roman" w:hAnsi="Times New Roman" w:cs="Times New Roman"/>
+          <w:sz w:val="28"/>
+          <w:szCs w:val="28"/>
+          <w:lang w:val="uk-UA"/>
+        </w:rPr>
+        <w:t>int</w:t>
+      </w:r>
+      <w:proofErr w:type="spellEnd"/>
+      <w:r>
+        <w:rPr>
+          <w:rFonts w:ascii="Times New Roman" w:hAnsi="Times New Roman" w:cs="Times New Roman"/>
+          <w:sz w:val="28"/>
+          <w:szCs w:val="28"/>
+          <w:lang w:val="uk-UA"/>
+        </w:rPr>
+        <w:t xml:space="preserve">, число елементів </w:t>
+      </w:r>
+      <w:proofErr w:type="spellStart"/>
+      <w:r>
+        <w:rPr>
+          <w:rFonts w:ascii="Times New Roman" w:hAnsi="Times New Roman" w:cs="Times New Roman"/>
+          <w:sz w:val="28"/>
+          <w:szCs w:val="28"/>
+          <w:lang w:val="uk-UA"/>
+        </w:rPr>
+        <w:t>size</w:t>
+      </w:r>
+      <w:proofErr w:type="spellEnd"/>
+      <w:r>
+        <w:rPr>
+          <w:rFonts w:ascii="Times New Roman" w:hAnsi="Times New Roman" w:cs="Times New Roman"/>
+          <w:sz w:val="28"/>
+          <w:szCs w:val="28"/>
+          <w:lang w:val="uk-UA"/>
+        </w:rPr>
+        <w:t xml:space="preserve"> і змінну стану </w:t>
+      </w:r>
+      <w:proofErr w:type="spellStart"/>
+      <w:r>
+        <w:rPr>
+          <w:rFonts w:ascii="Times New Roman" w:hAnsi="Times New Roman" w:cs="Times New Roman"/>
+          <w:sz w:val="28"/>
+          <w:szCs w:val="28"/>
+          <w:lang w:val="uk-UA"/>
+        </w:rPr>
+        <w:t>codeError</w:t>
+      </w:r>
+      <w:proofErr w:type="spellEnd"/>
+      <w:r>
+        <w:rPr>
+          <w:rFonts w:ascii="Times New Roman" w:hAnsi="Times New Roman" w:cs="Times New Roman"/>
+          <w:sz w:val="28"/>
+          <w:szCs w:val="28"/>
+          <w:lang w:val="uk-UA"/>
+        </w:rPr>
+        <w:t>. У класі визначити</w:t>
+      </w:r>
+      <w:r>
+        <w:rPr>
+          <w:rFonts w:ascii="Times New Roman" w:hAnsi="Times New Roman" w:cs="Times New Roman"/>
+          <w:sz w:val="28"/>
+          <w:szCs w:val="28"/>
+          <w:lang w:val="uk-UA"/>
+        </w:rPr>
+        <w:t xml:space="preserve"> </w:t>
+      </w:r>
+    </w:p>
+    <w:p>
+      <w:pPr>
+        <w:spacing w:line="240" w:lineRule="auto"/>
+        <w:rPr>
+          <w:rFonts w:ascii="Times New Roman" w:hAnsi="Times New Roman" w:cs="Times New Roman"/>
+          <w:sz w:val="28"/>
+          <w:szCs w:val="28"/>
+          <w:lang w:val="uk-UA"/>
+        </w:rPr>
+      </w:pPr>
+      <w:r>
+        <w:rPr>
+          <w:rFonts w:ascii="Times New Roman" w:hAnsi="Times New Roman" w:cs="Times New Roman"/>
+          <w:sz w:val="28"/>
+          <w:szCs w:val="28"/>
+          <w:lang w:val="uk-UA"/>
+        </w:rPr>
+        <w:t xml:space="preserve">o конструктор без параметрів( виділяє місце для одного елемента та </w:t>
+      </w:r>
+      <w:proofErr w:type="spellStart"/>
+      <w:r>
+        <w:rPr>
+          <w:rFonts w:ascii="Times New Roman" w:hAnsi="Times New Roman" w:cs="Times New Roman"/>
+          <w:sz w:val="28"/>
+          <w:szCs w:val="28"/>
+          <w:lang w:val="uk-UA"/>
+        </w:rPr>
+        <w:t>інінціалізує</w:t>
+      </w:r>
+      <w:proofErr w:type="spellEnd"/>
+      <w:r>
+        <w:rPr>
+          <w:rFonts w:ascii="Times New Roman" w:hAnsi="Times New Roman" w:cs="Times New Roman"/>
+          <w:sz w:val="28"/>
+          <w:szCs w:val="28"/>
+          <w:lang w:val="uk-UA"/>
+        </w:rPr>
+        <w:t xml:space="preserve"> </w:t>
+      </w:r>
+      <w:r>
+        <w:rPr>
+          <w:rFonts w:ascii="Times New Roman" w:hAnsi="Times New Roman" w:cs="Times New Roman"/>
+          <w:sz w:val="28"/>
+          <w:szCs w:val="28"/>
+          <w:lang w:val="uk-UA"/>
+        </w:rPr>
+        <w:t>його в нуль);</w:t>
+      </w:r>
+    </w:p>
+    <w:p>
+      <w:pPr>
+        <w:spacing w:line="240" w:lineRule="auto"/>
+        <w:rPr>
+          <w:rFonts w:ascii="Times New Roman" w:hAnsi="Times New Roman" w:cs="Times New Roman"/>
+          <w:sz w:val="28"/>
+          <w:szCs w:val="28"/>
+          <w:lang w:val="uk-UA"/>
+        </w:rPr>
+      </w:pPr>
+      <w:r>
+        <w:rPr>
+          <w:rFonts w:ascii="Times New Roman" w:hAnsi="Times New Roman" w:cs="Times New Roman"/>
+          <w:sz w:val="28"/>
+          <w:szCs w:val="28"/>
+          <w:lang w:val="uk-UA"/>
+        </w:rPr>
+        <w:t xml:space="preserve">o конструктор з одним параметром - розмір </w:t>
+      </w:r>
+      <w:proofErr w:type="spellStart"/>
+      <w:r>
+        <w:rPr>
+          <w:rFonts w:ascii="Times New Roman" w:hAnsi="Times New Roman" w:cs="Times New Roman"/>
+          <w:sz w:val="28"/>
+          <w:szCs w:val="28"/>
+          <w:lang w:val="uk-UA"/>
+        </w:rPr>
+        <w:t>вектора</w:t>
+      </w:r>
+      <w:proofErr w:type="spellEnd"/>
+      <w:r>
+        <w:rPr>
+          <w:rFonts w:ascii="Times New Roman" w:hAnsi="Times New Roman" w:cs="Times New Roman"/>
+          <w:sz w:val="28"/>
+          <w:szCs w:val="28"/>
+          <w:lang w:val="uk-UA"/>
+        </w:rPr>
+        <w:t xml:space="preserve">( виділяє місце та </w:t>
+      </w:r>
+      <w:proofErr w:type="spellStart"/>
+      <w:r>
+        <w:rPr>
+          <w:rFonts w:ascii="Times New Roman" w:hAnsi="Times New Roman" w:cs="Times New Roman"/>
+          <w:sz w:val="28"/>
+          <w:szCs w:val="28"/>
+          <w:lang w:val="uk-UA"/>
+        </w:rPr>
+        <w:t>інінціалізує</w:t>
+      </w:r>
+      <w:proofErr w:type="spellEnd"/>
+      <w:r>
+        <w:rPr>
+          <w:rFonts w:ascii="Times New Roman" w:hAnsi="Times New Roman" w:cs="Times New Roman"/>
+          <w:sz w:val="28"/>
+          <w:szCs w:val="28"/>
+          <w:lang w:val="uk-UA"/>
+        </w:rPr>
+        <w:t xml:space="preserve"> </w:t>
+      </w:r>
+      <w:r>
+        <w:rPr>
+          <w:rFonts w:ascii="Times New Roman" w:hAnsi="Times New Roman" w:cs="Times New Roman"/>
+          <w:sz w:val="28"/>
+          <w:szCs w:val="28"/>
+          <w:lang w:val="uk-UA"/>
+        </w:rPr>
+        <w:t>масив значенням нуль);</w:t>
+      </w:r>
+    </w:p>
+    <w:p>
+      <w:pPr>
+        <w:spacing w:line="240" w:lineRule="auto"/>
+        <w:rPr>
+          <w:rFonts w:ascii="Times New Roman" w:hAnsi="Times New Roman" w:cs="Times New Roman"/>
+          <w:sz w:val="28"/>
+          <w:szCs w:val="28"/>
+          <w:lang w:val="uk-UA"/>
+        </w:rPr>
+      </w:pPr>
+      <w:r>
+        <w:rPr>
+          <w:rFonts w:ascii="Times New Roman" w:hAnsi="Times New Roman" w:cs="Times New Roman"/>
+          <w:sz w:val="28"/>
+          <w:szCs w:val="28"/>
+          <w:lang w:val="uk-UA"/>
+        </w:rPr>
+        <w:t xml:space="preserve">o конструктор із двома параметрами - розмір </w:t>
+      </w:r>
+      <w:proofErr w:type="spellStart"/>
+      <w:r>
+        <w:rPr>
+          <w:rFonts w:ascii="Times New Roman" w:hAnsi="Times New Roman" w:cs="Times New Roman"/>
+          <w:sz w:val="28"/>
+          <w:szCs w:val="28"/>
+          <w:lang w:val="uk-UA"/>
+        </w:rPr>
+        <w:t>вектора</w:t>
+      </w:r>
+      <w:proofErr w:type="spellEnd"/>
+      <w:r>
+        <w:rPr>
+          <w:rFonts w:ascii="Times New Roman" w:hAnsi="Times New Roman" w:cs="Times New Roman"/>
+          <w:sz w:val="28"/>
+          <w:szCs w:val="28"/>
+          <w:lang w:val="uk-UA"/>
+        </w:rPr>
+        <w:t xml:space="preserve"> та значення</w:t>
+      </w:r>
+      <w:r>
+        <w:rPr>
+          <w:rFonts w:ascii="Times New Roman" w:hAnsi="Times New Roman" w:cs="Times New Roman"/>
+          <w:sz w:val="28"/>
+          <w:szCs w:val="28"/>
+          <w:lang w:val="uk-UA"/>
+        </w:rPr>
+        <w:t xml:space="preserve"> </w:t>
+      </w:r>
+      <w:r>
+        <w:rPr>
+          <w:rFonts w:ascii="Times New Roman" w:hAnsi="Times New Roman" w:cs="Times New Roman"/>
+          <w:sz w:val="28"/>
+          <w:szCs w:val="28"/>
+          <w:lang w:val="uk-UA"/>
+        </w:rPr>
+        <w:t xml:space="preserve">ініціалізації(виділяє місце (значення перший аргумент) та </w:t>
+      </w:r>
+      <w:proofErr w:type="spellStart"/>
+      <w:r>
+        <w:rPr>
+          <w:rFonts w:ascii="Times New Roman" w:hAnsi="Times New Roman" w:cs="Times New Roman"/>
+          <w:sz w:val="28"/>
+          <w:szCs w:val="28"/>
+          <w:lang w:val="uk-UA"/>
+        </w:rPr>
+        <w:t>інінціалізує</w:t>
+      </w:r>
+      <w:proofErr w:type="spellEnd"/>
+      <w:r>
+        <w:rPr>
+          <w:rFonts w:ascii="Times New Roman" w:hAnsi="Times New Roman" w:cs="Times New Roman"/>
+          <w:sz w:val="28"/>
+          <w:szCs w:val="28"/>
+          <w:lang w:val="uk-UA"/>
+        </w:rPr>
+        <w:t xml:space="preserve"> </w:t>
+      </w:r>
+      <w:r>
+        <w:rPr>
+          <w:rFonts w:ascii="Times New Roman" w:hAnsi="Times New Roman" w:cs="Times New Roman"/>
+          <w:sz w:val="28"/>
+          <w:szCs w:val="28"/>
+          <w:lang w:val="uk-UA"/>
+        </w:rPr>
+        <w:t>значенням другого аргументу) ;</w:t>
+      </w:r>
+    </w:p>
+    <w:p>
+      <w:pPr>
+        <w:spacing w:line="240" w:lineRule="auto"/>
+        <w:rPr>
+          <w:rFonts w:ascii="Times New Roman" w:hAnsi="Times New Roman" w:cs="Times New Roman"/>
+          <w:sz w:val="28"/>
+          <w:szCs w:val="28"/>
+          <w:lang w:val="uk-UA"/>
+        </w:rPr>
+      </w:pPr>
+      <w:r>
+        <w:rPr>
+          <w:rFonts w:ascii="Times New Roman" w:hAnsi="Times New Roman" w:cs="Times New Roman"/>
+          <w:sz w:val="28"/>
+          <w:szCs w:val="28"/>
+          <w:lang w:val="uk-UA"/>
+        </w:rPr>
+        <w:t>o конструктор копіювання;</w:t>
+      </w:r>
+    </w:p>
+    <w:p>
+      <w:pPr>
+        <w:spacing w:line="240" w:lineRule="auto"/>
+        <w:rPr>
+          <w:rFonts w:ascii="Times New Roman" w:hAnsi="Times New Roman" w:cs="Times New Roman"/>
+          <w:sz w:val="28"/>
+          <w:szCs w:val="28"/>
+          <w:lang w:val="uk-UA"/>
+        </w:rPr>
+      </w:pPr>
+      <w:r>
+        <w:rPr>
+          <w:rFonts w:ascii="Times New Roman" w:hAnsi="Times New Roman" w:cs="Times New Roman"/>
+          <w:sz w:val="28"/>
+          <w:szCs w:val="28"/>
+          <w:lang w:val="uk-UA"/>
+        </w:rPr>
+        <w:t>o деструктор звільняє пам'ять;</w:t>
+      </w:r>
+    </w:p>
+    <w:p>
+      <w:pPr>
+        <w:spacing w:line="240" w:lineRule="auto"/>
+        <w:rPr>
+          <w:rFonts w:ascii="Times New Roman" w:hAnsi="Times New Roman" w:cs="Times New Roman"/>
+          <w:sz w:val="28"/>
+          <w:szCs w:val="28"/>
+          <w:lang w:val="uk-UA"/>
+        </w:rPr>
+      </w:pPr>
+      <w:r>
+        <w:rPr>
+          <w:rFonts w:ascii="Times New Roman" w:hAnsi="Times New Roman" w:cs="Times New Roman"/>
+          <w:sz w:val="28"/>
+          <w:szCs w:val="28"/>
+          <w:lang w:val="uk-UA"/>
+        </w:rPr>
+        <w:t>o перевантаження операцій (операції перевантажувати через функції класу</w:t>
+      </w:r>
+      <w:r>
+        <w:rPr>
+          <w:rFonts w:ascii="Times New Roman" w:hAnsi="Times New Roman" w:cs="Times New Roman"/>
+          <w:sz w:val="28"/>
+          <w:szCs w:val="28"/>
+          <w:lang w:val="uk-UA"/>
+        </w:rPr>
+        <w:t xml:space="preserve"> </w:t>
+      </w:r>
+      <w:r>
+        <w:rPr>
+          <w:rFonts w:ascii="Times New Roman" w:hAnsi="Times New Roman" w:cs="Times New Roman"/>
+          <w:sz w:val="28"/>
+          <w:szCs w:val="28"/>
+          <w:lang w:val="uk-UA"/>
+        </w:rPr>
+        <w:t>або</w:t>
+      </w:r>
+      <w:r>
+        <w:rPr>
+          <w:rFonts w:ascii="Times New Roman" w:hAnsi="Times New Roman" w:cs="Times New Roman"/>
+          <w:sz w:val="28"/>
+          <w:szCs w:val="28"/>
+          <w:lang w:val="uk-UA"/>
+        </w:rPr>
+        <w:t xml:space="preserve"> </w:t>
+      </w:r>
+      <w:r>
+        <w:rPr>
+          <w:rFonts w:ascii="Times New Roman" w:hAnsi="Times New Roman" w:cs="Times New Roman"/>
+          <w:sz w:val="28"/>
+          <w:szCs w:val="28"/>
+          <w:lang w:val="uk-UA"/>
+        </w:rPr>
+        <w:t>дружні функції, якщо не вказано яким чином це робити):</w:t>
+      </w:r>
+    </w:p>
+    <w:p>
+      <w:pPr>
+        <w:spacing w:line="240" w:lineRule="auto"/>
+        <w:rPr>
+          <w:rFonts w:ascii="Times New Roman" w:hAnsi="Times New Roman" w:cs="Times New Roman"/>
+          <w:sz w:val="28"/>
+          <w:szCs w:val="28"/>
+          <w:lang w:val="uk-UA"/>
+        </w:rPr>
+      </w:pPr>
+      <w:r>
+        <w:rPr>
+          <w:rFonts w:ascii="Times New Roman" w:hAnsi="Times New Roman" w:cs="Times New Roman"/>
+          <w:sz w:val="28"/>
+          <w:szCs w:val="28"/>
+          <w:lang w:val="uk-UA"/>
+        </w:rPr>
+        <w:t xml:space="preserve">• </w:t>
+      </w:r>
+      <w:proofErr w:type="spellStart"/>
+      <w:r>
+        <w:rPr>
+          <w:rFonts w:ascii="Times New Roman" w:hAnsi="Times New Roman" w:cs="Times New Roman"/>
+          <w:sz w:val="28"/>
+          <w:szCs w:val="28"/>
+          <w:lang w:val="uk-UA"/>
+        </w:rPr>
+        <w:t>унарних</w:t>
+      </w:r>
+      <w:proofErr w:type="spellEnd"/>
+      <w:r>
+        <w:rPr>
+          <w:rFonts w:ascii="Times New Roman" w:hAnsi="Times New Roman" w:cs="Times New Roman"/>
+          <w:sz w:val="28"/>
+          <w:szCs w:val="28"/>
+          <w:lang w:val="uk-UA"/>
+        </w:rPr>
+        <w:t xml:space="preserve"> </w:t>
+      </w:r>
+      <w:proofErr w:type="spellStart"/>
+      <w:r>
+        <w:rPr>
+          <w:rFonts w:ascii="Times New Roman" w:hAnsi="Times New Roman" w:cs="Times New Roman"/>
+          <w:sz w:val="28"/>
+          <w:szCs w:val="28"/>
+          <w:lang w:val="uk-UA"/>
+        </w:rPr>
+        <w:t>префіксних</w:t>
+      </w:r>
+      <w:proofErr w:type="spellEnd"/>
+      <w:r>
+        <w:rPr>
+          <w:rFonts w:ascii="Times New Roman" w:hAnsi="Times New Roman" w:cs="Times New Roman"/>
+          <w:sz w:val="28"/>
+          <w:szCs w:val="28"/>
+          <w:lang w:val="uk-UA"/>
+        </w:rPr>
+        <w:t xml:space="preserve"> та постфіксних ++ та --: одночасно збільшує</w:t>
+      </w:r>
+      <w:r>
+        <w:rPr>
+          <w:rFonts w:ascii="Times New Roman" w:hAnsi="Times New Roman" w:cs="Times New Roman"/>
+          <w:sz w:val="28"/>
+          <w:szCs w:val="28"/>
+          <w:lang w:val="uk-UA"/>
+        </w:rPr>
+        <w:t xml:space="preserve"> </w:t>
+      </w:r>
+      <w:r>
+        <w:rPr>
+          <w:rFonts w:ascii="Times New Roman" w:hAnsi="Times New Roman" w:cs="Times New Roman"/>
+          <w:sz w:val="28"/>
+          <w:szCs w:val="28"/>
+          <w:lang w:val="uk-UA"/>
+        </w:rPr>
+        <w:t>(зменшує) значення елементів масиву на 1;</w:t>
+      </w:r>
+    </w:p>
+    <w:p>
+      <w:pPr>
+        <w:spacing w:line="240" w:lineRule="auto"/>
+        <w:rPr>
+          <w:rFonts w:ascii="Times New Roman" w:hAnsi="Times New Roman" w:cs="Times New Roman"/>
+          <w:sz w:val="28"/>
+          <w:szCs w:val="28"/>
+          <w:lang w:val="uk-UA"/>
+        </w:rPr>
+      </w:pPr>
+      <w:r>
+        <w:rPr>
+          <w:rFonts w:ascii="Times New Roman" w:hAnsi="Times New Roman" w:cs="Times New Roman"/>
+          <w:sz w:val="28"/>
+          <w:szCs w:val="28"/>
+          <w:lang w:val="uk-UA"/>
+        </w:rPr>
+        <w:t xml:space="preserve">• </w:t>
+      </w:r>
+      <w:proofErr w:type="spellStart"/>
+      <w:r>
+        <w:rPr>
+          <w:rFonts w:ascii="Times New Roman" w:hAnsi="Times New Roman" w:cs="Times New Roman"/>
+          <w:sz w:val="28"/>
+          <w:szCs w:val="28"/>
+          <w:lang w:val="uk-UA"/>
+        </w:rPr>
+        <w:t>унарної</w:t>
+      </w:r>
+      <w:proofErr w:type="spellEnd"/>
+      <w:r>
+        <w:rPr>
+          <w:rFonts w:ascii="Times New Roman" w:hAnsi="Times New Roman" w:cs="Times New Roman"/>
+          <w:sz w:val="28"/>
+          <w:szCs w:val="28"/>
+          <w:lang w:val="uk-UA"/>
+        </w:rPr>
+        <w:t xml:space="preserve"> логічної ! (заперечення): повертає значення </w:t>
+      </w:r>
+      <w:proofErr w:type="spellStart"/>
+      <w:r>
+        <w:rPr>
+          <w:rFonts w:ascii="Times New Roman" w:hAnsi="Times New Roman" w:cs="Times New Roman"/>
+          <w:sz w:val="28"/>
+          <w:szCs w:val="28"/>
+          <w:lang w:val="uk-UA"/>
+        </w:rPr>
+        <w:t>true</w:t>
+      </w:r>
+      <w:proofErr w:type="spellEnd"/>
+      <w:r>
+        <w:rPr>
+          <w:rFonts w:ascii="Times New Roman" w:hAnsi="Times New Roman" w:cs="Times New Roman"/>
+          <w:sz w:val="28"/>
+          <w:szCs w:val="28"/>
+          <w:lang w:val="uk-UA"/>
+        </w:rPr>
+        <w:t>, якщо</w:t>
+      </w:r>
+      <w:r>
+        <w:rPr>
+          <w:rFonts w:ascii="Times New Roman" w:hAnsi="Times New Roman" w:cs="Times New Roman"/>
+          <w:sz w:val="28"/>
+          <w:szCs w:val="28"/>
+          <w:lang w:val="uk-UA"/>
+        </w:rPr>
+        <w:t xml:space="preserve"> </w:t>
+      </w:r>
+      <w:r>
+        <w:rPr>
+          <w:rFonts w:ascii="Times New Roman" w:hAnsi="Times New Roman" w:cs="Times New Roman"/>
+          <w:sz w:val="28"/>
+          <w:szCs w:val="28"/>
+          <w:lang w:val="uk-UA"/>
+        </w:rPr>
+        <w:t xml:space="preserve">елементи якщо </w:t>
+      </w:r>
+      <w:proofErr w:type="spellStart"/>
+      <w:r>
+        <w:rPr>
+          <w:rFonts w:ascii="Times New Roman" w:hAnsi="Times New Roman" w:cs="Times New Roman"/>
+          <w:sz w:val="28"/>
+          <w:szCs w:val="28"/>
+          <w:lang w:val="uk-UA"/>
+        </w:rPr>
+        <w:t>size</w:t>
+      </w:r>
+      <w:proofErr w:type="spellEnd"/>
+      <w:r>
+        <w:rPr>
+          <w:rFonts w:ascii="Times New Roman" w:hAnsi="Times New Roman" w:cs="Times New Roman"/>
+          <w:sz w:val="28"/>
+          <w:szCs w:val="28"/>
+          <w:lang w:val="uk-UA"/>
+        </w:rPr>
+        <w:t xml:space="preserve"> не дорівнює – нулю, інакше </w:t>
+      </w:r>
+      <w:proofErr w:type="spellStart"/>
+      <w:r>
+        <w:rPr>
+          <w:rFonts w:ascii="Times New Roman" w:hAnsi="Times New Roman" w:cs="Times New Roman"/>
+          <w:sz w:val="28"/>
+          <w:szCs w:val="28"/>
+          <w:lang w:val="uk-UA"/>
+        </w:rPr>
+        <w:t>false</w:t>
+      </w:r>
+      <w:proofErr w:type="spellEnd"/>
+      <w:r>
+        <w:rPr>
+          <w:rFonts w:ascii="Times New Roman" w:hAnsi="Times New Roman" w:cs="Times New Roman"/>
+          <w:sz w:val="28"/>
+          <w:szCs w:val="28"/>
+          <w:lang w:val="uk-UA"/>
+        </w:rPr>
+        <w:t>;</w:t>
+      </w:r>
+    </w:p>
+    <w:p>
+      <w:pPr>
+        <w:spacing w:line="240" w:lineRule="auto"/>
+        <w:rPr>
+          <w:rFonts w:ascii="Times New Roman" w:hAnsi="Times New Roman" w:cs="Times New Roman"/>
+          <w:sz w:val="28"/>
+          <w:szCs w:val="28"/>
+          <w:lang w:val="uk-UA"/>
+        </w:rPr>
+      </w:pPr>
+      <w:r>
+        <w:rPr>
+          <w:rFonts w:ascii="Times New Roman" w:hAnsi="Times New Roman" w:cs="Times New Roman"/>
+          <w:sz w:val="28"/>
+          <w:szCs w:val="28"/>
+          <w:lang w:val="uk-UA"/>
+        </w:rPr>
+        <w:t xml:space="preserve">• </w:t>
+      </w:r>
+      <w:proofErr w:type="spellStart"/>
+      <w:r>
+        <w:rPr>
+          <w:rFonts w:ascii="Times New Roman" w:hAnsi="Times New Roman" w:cs="Times New Roman"/>
+          <w:sz w:val="28"/>
+          <w:szCs w:val="28"/>
+          <w:lang w:val="uk-UA"/>
+        </w:rPr>
+        <w:t>унарної</w:t>
+      </w:r>
+      <w:proofErr w:type="spellEnd"/>
+      <w:r>
+        <w:rPr>
+          <w:rFonts w:ascii="Times New Roman" w:hAnsi="Times New Roman" w:cs="Times New Roman"/>
+          <w:sz w:val="28"/>
+          <w:szCs w:val="28"/>
+          <w:lang w:val="uk-UA"/>
+        </w:rPr>
+        <w:t xml:space="preserve"> побітової ~ (заперечення): повертає побітове заперечення для</w:t>
+      </w:r>
+      <w:r>
+        <w:rPr>
+          <w:rFonts w:ascii="Times New Roman" w:hAnsi="Times New Roman" w:cs="Times New Roman"/>
+          <w:sz w:val="28"/>
+          <w:szCs w:val="28"/>
+          <w:lang w:val="uk-UA"/>
+        </w:rPr>
+        <w:t xml:space="preserve"> </w:t>
+      </w:r>
+      <w:r>
+        <w:rPr>
+          <w:rFonts w:ascii="Times New Roman" w:hAnsi="Times New Roman" w:cs="Times New Roman"/>
+          <w:sz w:val="28"/>
+          <w:szCs w:val="28"/>
+          <w:lang w:val="uk-UA"/>
+        </w:rPr>
+        <w:t>всіх елементів масиву класу вектор;</w:t>
+      </w:r>
+    </w:p>
+    <w:p>
+      <w:pPr>
+        <w:spacing w:line="240" w:lineRule="auto"/>
+        <w:rPr>
+          <w:rFonts w:ascii="Times New Roman" w:hAnsi="Times New Roman" w:cs="Times New Roman"/>
+          <w:sz w:val="28"/>
+          <w:szCs w:val="28"/>
+          <w:lang w:val="uk-UA"/>
+        </w:rPr>
+      </w:pPr>
+      <w:r>
+        <w:rPr>
+          <w:rFonts w:ascii="Times New Roman" w:hAnsi="Times New Roman" w:cs="Times New Roman"/>
+          <w:sz w:val="28"/>
+          <w:szCs w:val="28"/>
+          <w:lang w:val="uk-UA"/>
+        </w:rPr>
+        <w:t xml:space="preserve">• </w:t>
+      </w:r>
+      <w:proofErr w:type="spellStart"/>
+      <w:r>
+        <w:rPr>
+          <w:rFonts w:ascii="Times New Roman" w:hAnsi="Times New Roman" w:cs="Times New Roman"/>
+          <w:sz w:val="28"/>
+          <w:szCs w:val="28"/>
+          <w:lang w:val="uk-UA"/>
+        </w:rPr>
+        <w:t>унарний</w:t>
+      </w:r>
+      <w:proofErr w:type="spellEnd"/>
+      <w:r>
+        <w:rPr>
+          <w:rFonts w:ascii="Times New Roman" w:hAnsi="Times New Roman" w:cs="Times New Roman"/>
+          <w:sz w:val="28"/>
+          <w:szCs w:val="28"/>
+          <w:lang w:val="uk-UA"/>
+        </w:rPr>
+        <w:t xml:space="preserve"> арифметичний - (мінус) : повертає всі елементи масиву</w:t>
+      </w:r>
+      <w:r>
+        <w:rPr>
+          <w:rFonts w:ascii="Times New Roman" w:hAnsi="Times New Roman" w:cs="Times New Roman"/>
+          <w:sz w:val="28"/>
+          <w:szCs w:val="28"/>
+          <w:lang w:val="uk-UA"/>
+        </w:rPr>
+        <w:t xml:space="preserve"> </w:t>
+      </w:r>
+      <w:r>
+        <w:rPr>
+          <w:rFonts w:ascii="Times New Roman" w:hAnsi="Times New Roman" w:cs="Times New Roman"/>
+          <w:sz w:val="28"/>
+          <w:szCs w:val="28"/>
+          <w:lang w:val="uk-UA"/>
+        </w:rPr>
+        <w:t>класу вектор з протилежним знаком;</w:t>
+      </w:r>
+    </w:p>
+    <w:p>
+      <w:pPr>
+        <w:spacing w:line="240" w:lineRule="auto"/>
+        <w:rPr>
+          <w:rFonts w:ascii="Times New Roman" w:hAnsi="Times New Roman" w:cs="Times New Roman"/>
+          <w:sz w:val="28"/>
+          <w:szCs w:val="28"/>
+          <w:lang w:val="uk-UA"/>
+        </w:rPr>
+      </w:pPr>
+      <w:r>
+        <w:rPr>
+          <w:rFonts w:ascii="Times New Roman" w:hAnsi="Times New Roman" w:cs="Times New Roman"/>
+          <w:sz w:val="28"/>
+          <w:szCs w:val="28"/>
+          <w:lang w:val="uk-UA"/>
+        </w:rPr>
+        <w:t>• присвоєння =: копіює вектор(перевантажити через функцію класу);</w:t>
+      </w:r>
+    </w:p>
+    <w:p>
+      <w:pPr>
+        <w:spacing w:line="240" w:lineRule="auto"/>
+        <w:rPr>
+          <w:rFonts w:ascii="Times New Roman" w:hAnsi="Times New Roman" w:cs="Times New Roman"/>
+          <w:sz w:val="28"/>
+          <w:szCs w:val="28"/>
+          <w:lang w:val="uk-UA"/>
+        </w:rPr>
+      </w:pPr>
+      <w:r>
+        <w:rPr>
+          <w:rFonts w:ascii="Times New Roman" w:hAnsi="Times New Roman" w:cs="Times New Roman"/>
+          <w:sz w:val="28"/>
+          <w:szCs w:val="28"/>
+          <w:lang w:val="uk-UA"/>
+        </w:rPr>
+        <w:t>• присвоєння з (перевантажити через функцію класу)</w:t>
+      </w:r>
+    </w:p>
+    <w:p>
+      <w:pPr>
+        <w:spacing w:line="240" w:lineRule="auto"/>
+        <w:rPr>
+          <w:rFonts w:ascii="Times New Roman" w:hAnsi="Times New Roman" w:cs="Times New Roman"/>
+          <w:sz w:val="28"/>
+          <w:szCs w:val="28"/>
+          <w:lang w:val="uk-UA"/>
+        </w:rPr>
+      </w:pPr>
+      <w:r>
+        <w:rPr>
+          <w:rFonts w:ascii="Times New Roman" w:hAnsi="Times New Roman" w:cs="Times New Roman"/>
+          <w:sz w:val="28"/>
+          <w:szCs w:val="28"/>
+          <w:lang w:val="uk-UA"/>
+        </w:rPr>
+        <w:lastRenderedPageBreak/>
+        <w:t>o += - додаванням векторів;</w:t>
+      </w:r>
+    </w:p>
+    <w:p>
+      <w:pPr>
+        <w:spacing w:line="240" w:lineRule="auto"/>
+        <w:rPr>
+          <w:rFonts w:ascii="Times New Roman" w:hAnsi="Times New Roman" w:cs="Times New Roman"/>
+          <w:sz w:val="28"/>
+          <w:szCs w:val="28"/>
+          <w:lang w:val="uk-UA"/>
+        </w:rPr>
+      </w:pPr>
+      <w:r>
+        <w:rPr>
+          <w:rFonts w:ascii="Times New Roman" w:hAnsi="Times New Roman" w:cs="Times New Roman"/>
+          <w:sz w:val="28"/>
+          <w:szCs w:val="28"/>
+          <w:lang w:val="uk-UA"/>
+        </w:rPr>
+        <w:t>o -= - відніманням векторів;</w:t>
+      </w:r>
+    </w:p>
+    <w:p>
+      <w:pPr>
+        <w:spacing w:line="240" w:lineRule="auto"/>
+        <w:rPr>
+          <w:rFonts w:ascii="Times New Roman" w:hAnsi="Times New Roman" w:cs="Times New Roman"/>
+          <w:sz w:val="28"/>
+          <w:szCs w:val="28"/>
+          <w:lang w:val="uk-UA"/>
+        </w:rPr>
+      </w:pPr>
+      <w:r>
+        <w:rPr>
+          <w:rFonts w:ascii="Times New Roman" w:hAnsi="Times New Roman" w:cs="Times New Roman"/>
+          <w:sz w:val="28"/>
+          <w:szCs w:val="28"/>
+          <w:lang w:val="uk-UA"/>
+        </w:rPr>
+        <w:t xml:space="preserve">o *= - множення, </w:t>
+      </w:r>
+      <w:proofErr w:type="spellStart"/>
+      <w:r>
+        <w:rPr>
+          <w:rFonts w:ascii="Times New Roman" w:hAnsi="Times New Roman" w:cs="Times New Roman"/>
+          <w:sz w:val="28"/>
+          <w:szCs w:val="28"/>
+          <w:lang w:val="uk-UA"/>
+        </w:rPr>
+        <w:t>вектора</w:t>
+      </w:r>
+      <w:proofErr w:type="spellEnd"/>
+      <w:r>
+        <w:rPr>
+          <w:rFonts w:ascii="Times New Roman" w:hAnsi="Times New Roman" w:cs="Times New Roman"/>
+          <w:sz w:val="28"/>
+          <w:szCs w:val="28"/>
+          <w:lang w:val="uk-UA"/>
+        </w:rPr>
+        <w:t xml:space="preserve"> на число типу </w:t>
+      </w:r>
+      <w:proofErr w:type="spellStart"/>
+      <w:r>
+        <w:rPr>
+          <w:rFonts w:ascii="Times New Roman" w:hAnsi="Times New Roman" w:cs="Times New Roman"/>
+          <w:sz w:val="28"/>
+          <w:szCs w:val="28"/>
+          <w:lang w:val="uk-UA"/>
+        </w:rPr>
+        <w:t>int</w:t>
+      </w:r>
+      <w:proofErr w:type="spellEnd"/>
+      <w:r>
+        <w:rPr>
+          <w:rFonts w:ascii="Times New Roman" w:hAnsi="Times New Roman" w:cs="Times New Roman"/>
+          <w:sz w:val="28"/>
+          <w:szCs w:val="28"/>
+          <w:lang w:val="uk-UA"/>
+        </w:rPr>
+        <w:t>;</w:t>
+      </w:r>
+    </w:p>
+    <w:p>
+      <w:pPr>
+        <w:spacing w:line="240" w:lineRule="auto"/>
+        <w:rPr>
+          <w:rFonts w:ascii="Times New Roman" w:hAnsi="Times New Roman" w:cs="Times New Roman"/>
+          <w:sz w:val="28"/>
+          <w:szCs w:val="28"/>
+          <w:lang w:val="uk-UA"/>
+        </w:rPr>
+      </w:pPr>
+      <w:r>
+        <w:rPr>
+          <w:rFonts w:ascii="Times New Roman" w:hAnsi="Times New Roman" w:cs="Times New Roman"/>
+          <w:sz w:val="28"/>
+          <w:szCs w:val="28"/>
+          <w:lang w:val="uk-UA"/>
+        </w:rPr>
+        <w:t xml:space="preserve">o /= - ділення, </w:t>
+      </w:r>
+      <w:proofErr w:type="spellStart"/>
+      <w:r>
+        <w:rPr>
+          <w:rFonts w:ascii="Times New Roman" w:hAnsi="Times New Roman" w:cs="Times New Roman"/>
+          <w:sz w:val="28"/>
+          <w:szCs w:val="28"/>
+          <w:lang w:val="uk-UA"/>
+        </w:rPr>
+        <w:t>вектора</w:t>
+      </w:r>
+      <w:proofErr w:type="spellEnd"/>
+      <w:r>
+        <w:rPr>
+          <w:rFonts w:ascii="Times New Roman" w:hAnsi="Times New Roman" w:cs="Times New Roman"/>
+          <w:sz w:val="28"/>
+          <w:szCs w:val="28"/>
+          <w:lang w:val="uk-UA"/>
+        </w:rPr>
+        <w:t xml:space="preserve"> на число типу </w:t>
+      </w:r>
+      <w:proofErr w:type="spellStart"/>
+      <w:r>
+        <w:rPr>
+          <w:rFonts w:ascii="Times New Roman" w:hAnsi="Times New Roman" w:cs="Times New Roman"/>
+          <w:sz w:val="28"/>
+          <w:szCs w:val="28"/>
+          <w:lang w:val="uk-UA"/>
+        </w:rPr>
+        <w:t>int</w:t>
+      </w:r>
+      <w:proofErr w:type="spellEnd"/>
+      <w:r>
+        <w:rPr>
+          <w:rFonts w:ascii="Times New Roman" w:hAnsi="Times New Roman" w:cs="Times New Roman"/>
+          <w:sz w:val="28"/>
+          <w:szCs w:val="28"/>
+          <w:lang w:val="uk-UA"/>
+        </w:rPr>
+        <w:t>;</w:t>
+      </w:r>
+    </w:p>
+    <w:p>
+      <w:pPr>
+        <w:spacing w:line="240" w:lineRule="auto"/>
+        <w:rPr>
+          <w:rFonts w:ascii="Times New Roman" w:hAnsi="Times New Roman" w:cs="Times New Roman"/>
+          <w:sz w:val="28"/>
+          <w:szCs w:val="28"/>
+          <w:lang w:val="uk-UA"/>
+        </w:rPr>
+      </w:pPr>
+      <w:r>
+        <w:rPr>
+          <w:rFonts w:ascii="Times New Roman" w:hAnsi="Times New Roman" w:cs="Times New Roman"/>
+          <w:sz w:val="28"/>
+          <w:szCs w:val="28"/>
+          <w:lang w:val="uk-UA"/>
+        </w:rPr>
+        <w:t xml:space="preserve">o %= - остача від ділення, </w:t>
+      </w:r>
+      <w:proofErr w:type="spellStart"/>
+      <w:r>
+        <w:rPr>
+          <w:rFonts w:ascii="Times New Roman" w:hAnsi="Times New Roman" w:cs="Times New Roman"/>
+          <w:sz w:val="28"/>
+          <w:szCs w:val="28"/>
+          <w:lang w:val="uk-UA"/>
+        </w:rPr>
+        <w:t>вектора</w:t>
+      </w:r>
+      <w:proofErr w:type="spellEnd"/>
+      <w:r>
+        <w:rPr>
+          <w:rFonts w:ascii="Times New Roman" w:hAnsi="Times New Roman" w:cs="Times New Roman"/>
+          <w:sz w:val="28"/>
+          <w:szCs w:val="28"/>
+          <w:lang w:val="uk-UA"/>
+        </w:rPr>
+        <w:t xml:space="preserve"> на число типу </w:t>
+      </w:r>
+      <w:proofErr w:type="spellStart"/>
+      <w:r>
+        <w:rPr>
+          <w:rFonts w:ascii="Times New Roman" w:hAnsi="Times New Roman" w:cs="Times New Roman"/>
+          <w:sz w:val="28"/>
+          <w:szCs w:val="28"/>
+          <w:lang w:val="uk-UA"/>
+        </w:rPr>
+        <w:t>int</w:t>
+      </w:r>
+      <w:proofErr w:type="spellEnd"/>
+      <w:r>
+        <w:rPr>
+          <w:rFonts w:ascii="Times New Roman" w:hAnsi="Times New Roman" w:cs="Times New Roman"/>
+          <w:sz w:val="28"/>
+          <w:szCs w:val="28"/>
+          <w:lang w:val="uk-UA"/>
+        </w:rPr>
+        <w:t>;</w:t>
+      </w:r>
+    </w:p>
+    <w:p>
+      <w:pPr>
+        <w:spacing w:line="240" w:lineRule="auto"/>
+        <w:rPr>
+          <w:rFonts w:ascii="Times New Roman" w:hAnsi="Times New Roman" w:cs="Times New Roman"/>
+          <w:sz w:val="28"/>
+          <w:szCs w:val="28"/>
+          <w:lang w:val="uk-UA"/>
+        </w:rPr>
+      </w:pPr>
+      <w:r>
+        <w:rPr>
+          <w:rFonts w:ascii="Times New Roman" w:hAnsi="Times New Roman" w:cs="Times New Roman"/>
+          <w:sz w:val="28"/>
+          <w:szCs w:val="28"/>
+          <w:lang w:val="uk-UA"/>
+        </w:rPr>
+        <w:t>o |= -побітове додаванням векторів;</w:t>
+      </w:r>
+    </w:p>
+    <w:p>
+      <w:pPr>
+        <w:spacing w:line="240" w:lineRule="auto"/>
+        <w:rPr>
+          <w:rFonts w:ascii="Times New Roman" w:hAnsi="Times New Roman" w:cs="Times New Roman"/>
+          <w:sz w:val="28"/>
+          <w:szCs w:val="28"/>
+          <w:lang w:val="uk-UA"/>
+        </w:rPr>
+      </w:pPr>
+      <w:r>
+        <w:rPr>
+          <w:rFonts w:ascii="Times New Roman" w:hAnsi="Times New Roman" w:cs="Times New Roman"/>
+          <w:sz w:val="28"/>
+          <w:szCs w:val="28"/>
+          <w:lang w:val="uk-UA"/>
+        </w:rPr>
+        <w:t>o ^= - побітове додавання за модулем 2 векторів;</w:t>
+      </w:r>
+    </w:p>
+    <w:p>
+      <w:pPr>
+        <w:spacing w:line="240" w:lineRule="auto"/>
+        <w:rPr>
+          <w:rFonts w:ascii="Times New Roman" w:hAnsi="Times New Roman" w:cs="Times New Roman"/>
+          <w:sz w:val="28"/>
+          <w:szCs w:val="28"/>
+          <w:lang w:val="uk-UA"/>
+        </w:rPr>
+      </w:pPr>
+      <w:r>
+        <w:rPr>
+          <w:rFonts w:ascii="Times New Roman" w:hAnsi="Times New Roman" w:cs="Times New Roman"/>
+          <w:sz w:val="28"/>
+          <w:szCs w:val="28"/>
+          <w:lang w:val="uk-UA"/>
+        </w:rPr>
+        <w:t>o &amp;= - побітове по-елементне множення векторів;</w:t>
+      </w:r>
+    </w:p>
+    <w:p>
+      <w:pPr>
+        <w:spacing w:line="240" w:lineRule="auto"/>
+        <w:rPr>
+          <w:rFonts w:ascii="Times New Roman" w:hAnsi="Times New Roman" w:cs="Times New Roman"/>
+          <w:sz w:val="28"/>
+          <w:szCs w:val="28"/>
+          <w:lang w:val="uk-UA"/>
+        </w:rPr>
+      </w:pPr>
+      <w:r>
+        <w:rPr>
+          <w:rFonts w:ascii="Times New Roman" w:hAnsi="Times New Roman" w:cs="Times New Roman"/>
+          <w:sz w:val="28"/>
+          <w:szCs w:val="28"/>
+          <w:lang w:val="uk-UA"/>
+        </w:rPr>
+        <w:t>• арифметичних бінарні:</w:t>
+      </w:r>
+    </w:p>
+    <w:p>
+      <w:pPr>
+        <w:spacing w:line="240" w:lineRule="auto"/>
+        <w:rPr>
+          <w:rFonts w:ascii="Times New Roman" w:hAnsi="Times New Roman" w:cs="Times New Roman"/>
+          <w:sz w:val="28"/>
+          <w:szCs w:val="28"/>
+          <w:lang w:val="uk-UA"/>
+        </w:rPr>
+      </w:pPr>
+      <w:r>
+        <w:rPr>
+          <w:rFonts w:ascii="Times New Roman" w:hAnsi="Times New Roman" w:cs="Times New Roman"/>
+          <w:sz w:val="28"/>
+          <w:szCs w:val="28"/>
+          <w:lang w:val="uk-UA"/>
+        </w:rPr>
+        <w:t>o + - додавання векторів;</w:t>
+      </w:r>
+    </w:p>
+    <w:p>
+      <w:pPr>
+        <w:spacing w:line="240" w:lineRule="auto"/>
+        <w:rPr>
+          <w:rFonts w:ascii="Times New Roman" w:hAnsi="Times New Roman" w:cs="Times New Roman"/>
+          <w:sz w:val="28"/>
+          <w:szCs w:val="28"/>
+          <w:lang w:val="uk-UA"/>
+        </w:rPr>
+      </w:pPr>
+      <w:r>
+        <w:rPr>
+          <w:rFonts w:ascii="Times New Roman" w:hAnsi="Times New Roman" w:cs="Times New Roman"/>
+          <w:sz w:val="28"/>
+          <w:szCs w:val="28"/>
+          <w:lang w:val="uk-UA"/>
+        </w:rPr>
+        <w:t>o – - віднімання векторів;</w:t>
+      </w:r>
+    </w:p>
+    <w:p>
+      <w:pPr>
+        <w:spacing w:line="240" w:lineRule="auto"/>
+        <w:rPr>
+          <w:rFonts w:ascii="Times New Roman" w:hAnsi="Times New Roman" w:cs="Times New Roman"/>
+          <w:sz w:val="28"/>
+          <w:szCs w:val="28"/>
+          <w:lang w:val="uk-UA"/>
+        </w:rPr>
+      </w:pPr>
+      <w:r>
+        <w:rPr>
+          <w:rFonts w:ascii="Times New Roman" w:hAnsi="Times New Roman" w:cs="Times New Roman"/>
+          <w:sz w:val="28"/>
+          <w:szCs w:val="28"/>
+          <w:lang w:val="uk-UA"/>
+        </w:rPr>
+        <w:t xml:space="preserve">o * - множення, </w:t>
+      </w:r>
+      <w:proofErr w:type="spellStart"/>
+      <w:r>
+        <w:rPr>
+          <w:rFonts w:ascii="Times New Roman" w:hAnsi="Times New Roman" w:cs="Times New Roman"/>
+          <w:sz w:val="28"/>
+          <w:szCs w:val="28"/>
+          <w:lang w:val="uk-UA"/>
+        </w:rPr>
+        <w:t>вектора</w:t>
+      </w:r>
+      <w:proofErr w:type="spellEnd"/>
+      <w:r>
+        <w:rPr>
+          <w:rFonts w:ascii="Times New Roman" w:hAnsi="Times New Roman" w:cs="Times New Roman"/>
+          <w:sz w:val="28"/>
+          <w:szCs w:val="28"/>
+          <w:lang w:val="uk-UA"/>
+        </w:rPr>
+        <w:t xml:space="preserve"> на число типу </w:t>
+      </w:r>
+      <w:proofErr w:type="spellStart"/>
+      <w:r>
+        <w:rPr>
+          <w:rFonts w:ascii="Times New Roman" w:hAnsi="Times New Roman" w:cs="Times New Roman"/>
+          <w:sz w:val="28"/>
+          <w:szCs w:val="28"/>
+          <w:lang w:val="uk-UA"/>
+        </w:rPr>
+        <w:t>int</w:t>
+      </w:r>
+      <w:proofErr w:type="spellEnd"/>
+      <w:r>
+        <w:rPr>
+          <w:rFonts w:ascii="Times New Roman" w:hAnsi="Times New Roman" w:cs="Times New Roman"/>
+          <w:sz w:val="28"/>
+          <w:szCs w:val="28"/>
+          <w:lang w:val="uk-UA"/>
+        </w:rPr>
+        <w:t>;</w:t>
+      </w:r>
+    </w:p>
+    <w:p>
+      <w:pPr>
+        <w:spacing w:line="240" w:lineRule="auto"/>
+        <w:rPr>
+          <w:rFonts w:ascii="Times New Roman" w:hAnsi="Times New Roman" w:cs="Times New Roman"/>
+          <w:sz w:val="28"/>
+          <w:szCs w:val="28"/>
+          <w:lang w:val="uk-UA"/>
+        </w:rPr>
+      </w:pPr>
+      <w:r>
+        <w:rPr>
+          <w:rFonts w:ascii="Times New Roman" w:hAnsi="Times New Roman" w:cs="Times New Roman"/>
+          <w:sz w:val="28"/>
+          <w:szCs w:val="28"/>
+          <w:lang w:val="uk-UA"/>
+        </w:rPr>
+        <w:t xml:space="preserve">o / - ділення, </w:t>
+      </w:r>
+      <w:proofErr w:type="spellStart"/>
+      <w:r>
+        <w:rPr>
+          <w:rFonts w:ascii="Times New Roman" w:hAnsi="Times New Roman" w:cs="Times New Roman"/>
+          <w:sz w:val="28"/>
+          <w:szCs w:val="28"/>
+          <w:lang w:val="uk-UA"/>
+        </w:rPr>
+        <w:t>вектора</w:t>
+      </w:r>
+      <w:proofErr w:type="spellEnd"/>
+      <w:r>
+        <w:rPr>
+          <w:rFonts w:ascii="Times New Roman" w:hAnsi="Times New Roman" w:cs="Times New Roman"/>
+          <w:sz w:val="28"/>
+          <w:szCs w:val="28"/>
+          <w:lang w:val="uk-UA"/>
+        </w:rPr>
+        <w:t xml:space="preserve"> на число типу </w:t>
+      </w:r>
+      <w:proofErr w:type="spellStart"/>
+      <w:r>
+        <w:rPr>
+          <w:rFonts w:ascii="Times New Roman" w:hAnsi="Times New Roman" w:cs="Times New Roman"/>
+          <w:sz w:val="28"/>
+          <w:szCs w:val="28"/>
+          <w:lang w:val="uk-UA"/>
+        </w:rPr>
+        <w:t>int</w:t>
+      </w:r>
+      <w:proofErr w:type="spellEnd"/>
+      <w:r>
+        <w:rPr>
+          <w:rFonts w:ascii="Times New Roman" w:hAnsi="Times New Roman" w:cs="Times New Roman"/>
+          <w:sz w:val="28"/>
+          <w:szCs w:val="28"/>
+          <w:lang w:val="uk-UA"/>
+        </w:rPr>
+        <w:t>;</w:t>
+      </w:r>
+    </w:p>
+    <w:p>
+      <w:pPr>
+        <w:spacing w:line="240" w:lineRule="auto"/>
+        <w:rPr>
+          <w:rFonts w:ascii="Times New Roman" w:hAnsi="Times New Roman" w:cs="Times New Roman"/>
+          <w:sz w:val="28"/>
+          <w:szCs w:val="28"/>
+          <w:lang w:val="uk-UA"/>
+        </w:rPr>
+      </w:pPr>
+      <w:r>
+        <w:rPr>
+          <w:rFonts w:ascii="Times New Roman" w:hAnsi="Times New Roman" w:cs="Times New Roman"/>
+          <w:sz w:val="28"/>
+          <w:szCs w:val="28"/>
+          <w:lang w:val="uk-UA"/>
+        </w:rPr>
+        <w:t xml:space="preserve">o % - остача від ділення, </w:t>
+      </w:r>
+      <w:proofErr w:type="spellStart"/>
+      <w:r>
+        <w:rPr>
+          <w:rFonts w:ascii="Times New Roman" w:hAnsi="Times New Roman" w:cs="Times New Roman"/>
+          <w:sz w:val="28"/>
+          <w:szCs w:val="28"/>
+          <w:lang w:val="uk-UA"/>
+        </w:rPr>
+        <w:t>вектора</w:t>
+      </w:r>
+      <w:proofErr w:type="spellEnd"/>
+      <w:r>
+        <w:rPr>
+          <w:rFonts w:ascii="Times New Roman" w:hAnsi="Times New Roman" w:cs="Times New Roman"/>
+          <w:sz w:val="28"/>
+          <w:szCs w:val="28"/>
+          <w:lang w:val="uk-UA"/>
+        </w:rPr>
+        <w:t xml:space="preserve"> на число типу </w:t>
+      </w:r>
+      <w:proofErr w:type="spellStart"/>
+      <w:r>
+        <w:rPr>
+          <w:rFonts w:ascii="Times New Roman" w:hAnsi="Times New Roman" w:cs="Times New Roman"/>
+          <w:sz w:val="28"/>
+          <w:szCs w:val="28"/>
+          <w:lang w:val="uk-UA"/>
+        </w:rPr>
+        <w:t>int</w:t>
+      </w:r>
+      <w:proofErr w:type="spellEnd"/>
+      <w:r>
+        <w:rPr>
+          <w:rFonts w:ascii="Times New Roman" w:hAnsi="Times New Roman" w:cs="Times New Roman"/>
+          <w:sz w:val="28"/>
+          <w:szCs w:val="28"/>
+          <w:lang w:val="uk-UA"/>
+        </w:rPr>
+        <w:t>;</w:t>
+      </w:r>
+    </w:p>
+    <w:p>
+      <w:pPr>
+        <w:spacing w:line="240" w:lineRule="auto"/>
+        <w:rPr>
+          <w:rFonts w:ascii="Times New Roman" w:hAnsi="Times New Roman" w:cs="Times New Roman"/>
+          <w:sz w:val="28"/>
+          <w:szCs w:val="28"/>
+          <w:lang w:val="uk-UA"/>
+        </w:rPr>
+      </w:pPr>
+      <w:r>
+        <w:rPr>
+          <w:rFonts w:ascii="Times New Roman" w:hAnsi="Times New Roman" w:cs="Times New Roman"/>
+          <w:sz w:val="28"/>
+          <w:szCs w:val="28"/>
+          <w:lang w:val="uk-UA"/>
+        </w:rPr>
+        <w:t>• побітові бінарні</w:t>
+      </w:r>
+    </w:p>
+    <w:p>
+      <w:pPr>
+        <w:spacing w:line="240" w:lineRule="auto"/>
+        <w:rPr>
+          <w:rFonts w:ascii="Times New Roman" w:hAnsi="Times New Roman" w:cs="Times New Roman"/>
+          <w:sz w:val="28"/>
+          <w:szCs w:val="28"/>
+          <w:lang w:val="uk-UA"/>
+        </w:rPr>
+      </w:pPr>
+      <w:r>
+        <w:rPr>
+          <w:rFonts w:ascii="Times New Roman" w:hAnsi="Times New Roman" w:cs="Times New Roman"/>
+          <w:sz w:val="28"/>
+          <w:szCs w:val="28"/>
+          <w:lang w:val="uk-UA"/>
+        </w:rPr>
+        <w:t>o | - побітове додавання векторів;</w:t>
+      </w:r>
+    </w:p>
+    <w:p>
+      <w:pPr>
+        <w:spacing w:line="240" w:lineRule="auto"/>
+        <w:rPr>
+          <w:rFonts w:ascii="Times New Roman" w:hAnsi="Times New Roman" w:cs="Times New Roman"/>
+          <w:sz w:val="28"/>
+          <w:szCs w:val="28"/>
+          <w:lang w:val="uk-UA"/>
+        </w:rPr>
+      </w:pPr>
+      <w:r>
+        <w:rPr>
+          <w:rFonts w:ascii="Times New Roman" w:hAnsi="Times New Roman" w:cs="Times New Roman"/>
+          <w:sz w:val="28"/>
+          <w:szCs w:val="28"/>
+          <w:lang w:val="uk-UA"/>
+        </w:rPr>
+        <w:t>o ^ - побітове додавання за модулем 2 векторів;</w:t>
+      </w:r>
+    </w:p>
+    <w:p>
+      <w:pPr>
+        <w:spacing w:line="240" w:lineRule="auto"/>
+        <w:rPr>
+          <w:rFonts w:ascii="Times New Roman" w:hAnsi="Times New Roman" w:cs="Times New Roman"/>
+          <w:sz w:val="28"/>
+          <w:szCs w:val="28"/>
+          <w:lang w:val="uk-UA"/>
+        </w:rPr>
+      </w:pPr>
+      <w:r>
+        <w:rPr>
+          <w:rFonts w:ascii="Times New Roman" w:hAnsi="Times New Roman" w:cs="Times New Roman"/>
+          <w:sz w:val="28"/>
+          <w:szCs w:val="28"/>
+          <w:lang w:val="uk-UA"/>
+        </w:rPr>
+        <w:t>o &amp; - побітове по-елементне множення векторів;</w:t>
+      </w:r>
+    </w:p>
+    <w:p>
+      <w:pPr>
+        <w:spacing w:line="240" w:lineRule="auto"/>
+        <w:rPr>
+          <w:rFonts w:ascii="Times New Roman" w:hAnsi="Times New Roman" w:cs="Times New Roman"/>
+          <w:sz w:val="28"/>
+          <w:szCs w:val="28"/>
+          <w:lang w:val="uk-UA"/>
+        </w:rPr>
+      </w:pPr>
+      <w:r>
+        <w:rPr>
+          <w:rFonts w:ascii="Times New Roman" w:hAnsi="Times New Roman" w:cs="Times New Roman"/>
+          <w:sz w:val="28"/>
+          <w:szCs w:val="28"/>
+          <w:lang w:val="uk-UA"/>
+        </w:rPr>
+        <w:t>• побітові операції зсувів, як дружні операції введення та виведення</w:t>
+      </w:r>
+    </w:p>
+    <w:p>
+      <w:pPr>
+        <w:spacing w:line="240" w:lineRule="auto"/>
+        <w:rPr>
+          <w:rFonts w:ascii="Times New Roman" w:hAnsi="Times New Roman" w:cs="Times New Roman"/>
+          <w:sz w:val="28"/>
+          <w:szCs w:val="28"/>
+          <w:lang w:val="uk-UA"/>
+        </w:rPr>
+      </w:pPr>
+      <w:proofErr w:type="spellStart"/>
+      <w:r>
+        <w:rPr>
+          <w:rFonts w:ascii="Times New Roman" w:hAnsi="Times New Roman" w:cs="Times New Roman"/>
+          <w:sz w:val="28"/>
+          <w:szCs w:val="28"/>
+          <w:lang w:val="uk-UA"/>
+        </w:rPr>
+        <w:t>вектора</w:t>
+      </w:r>
+      <w:proofErr w:type="spellEnd"/>
+      <w:r>
+        <w:rPr>
+          <w:rFonts w:ascii="Times New Roman" w:hAnsi="Times New Roman" w:cs="Times New Roman"/>
+          <w:sz w:val="28"/>
+          <w:szCs w:val="28"/>
+          <w:lang w:val="uk-UA"/>
+        </w:rPr>
+        <w:t xml:space="preserve"> у потік (перевантажувати через дружні функції)</w:t>
+      </w:r>
+    </w:p>
+    <w:p>
+      <w:pPr>
+        <w:spacing w:line="240" w:lineRule="auto"/>
+        <w:rPr>
+          <w:rFonts w:ascii="Times New Roman" w:hAnsi="Times New Roman" w:cs="Times New Roman"/>
+          <w:sz w:val="28"/>
+          <w:szCs w:val="28"/>
+          <w:lang w:val="uk-UA"/>
+        </w:rPr>
+      </w:pPr>
+      <w:r>
+        <w:rPr>
+          <w:rFonts w:ascii="Times New Roman" w:hAnsi="Times New Roman" w:cs="Times New Roman"/>
+          <w:sz w:val="28"/>
+          <w:szCs w:val="28"/>
+          <w:lang w:val="uk-UA"/>
+        </w:rPr>
+        <w:t>o введення &gt;&gt; (побітовий зсув право) ;</w:t>
+      </w:r>
+    </w:p>
+    <w:p>
+      <w:pPr>
+        <w:spacing w:line="240" w:lineRule="auto"/>
+        <w:rPr>
+          <w:rFonts w:ascii="Times New Roman" w:hAnsi="Times New Roman" w:cs="Times New Roman"/>
+          <w:sz w:val="28"/>
+          <w:szCs w:val="28"/>
+          <w:lang w:val="uk-UA"/>
+        </w:rPr>
+      </w:pPr>
+      <w:r>
+        <w:rPr>
+          <w:rFonts w:ascii="Times New Roman" w:hAnsi="Times New Roman" w:cs="Times New Roman"/>
+          <w:sz w:val="28"/>
+          <w:szCs w:val="28"/>
+          <w:lang w:val="uk-UA"/>
+        </w:rPr>
+        <w:t>o введення &lt;&lt; (побітовий зсув ліво);</w:t>
+      </w:r>
+    </w:p>
+    <w:p>
+      <w:pPr>
+        <w:spacing w:line="240" w:lineRule="auto"/>
+        <w:rPr>
+          <w:rFonts w:ascii="Times New Roman" w:hAnsi="Times New Roman" w:cs="Times New Roman"/>
+          <w:sz w:val="28"/>
+          <w:szCs w:val="28"/>
+          <w:lang w:val="uk-UA"/>
+        </w:rPr>
+      </w:pPr>
+      <w:r>
+        <w:rPr>
+          <w:rFonts w:ascii="Times New Roman" w:hAnsi="Times New Roman" w:cs="Times New Roman"/>
+          <w:sz w:val="28"/>
+          <w:szCs w:val="28"/>
+          <w:lang w:val="uk-UA"/>
+        </w:rPr>
+        <w:t>• рівності == та нерівності!= , функція-операція виконує певні дії над</w:t>
+      </w:r>
+      <w:r>
+        <w:rPr>
+          <w:rFonts w:ascii="Times New Roman" w:hAnsi="Times New Roman" w:cs="Times New Roman"/>
+          <w:sz w:val="28"/>
+          <w:szCs w:val="28"/>
+          <w:lang w:val="uk-UA"/>
+        </w:rPr>
+        <w:t xml:space="preserve"> </w:t>
+      </w:r>
+      <w:r>
+        <w:rPr>
+          <w:rFonts w:ascii="Times New Roman" w:hAnsi="Times New Roman" w:cs="Times New Roman"/>
+          <w:sz w:val="28"/>
+          <w:szCs w:val="28"/>
+          <w:lang w:val="uk-UA"/>
+        </w:rPr>
+        <w:t>кожною парою елементів векторів за індексом;</w:t>
+      </w:r>
+    </w:p>
+    <w:p>
+      <w:pPr>
+        <w:spacing w:line="240" w:lineRule="auto"/>
+        <w:rPr>
+          <w:rFonts w:ascii="Times New Roman" w:hAnsi="Times New Roman" w:cs="Times New Roman"/>
+          <w:sz w:val="28"/>
+          <w:szCs w:val="28"/>
+          <w:lang w:val="uk-UA"/>
+        </w:rPr>
+      </w:pPr>
+      <w:r>
+        <w:rPr>
+          <w:rFonts w:ascii="Times New Roman" w:hAnsi="Times New Roman" w:cs="Times New Roman"/>
+          <w:sz w:val="28"/>
+          <w:szCs w:val="28"/>
+          <w:lang w:val="uk-UA"/>
+        </w:rPr>
+        <w:t>• операцію індексації [] – функцію, яка звертається до елементу</w:t>
+      </w:r>
+      <w:r>
+        <w:rPr>
+          <w:rFonts w:ascii="Times New Roman" w:hAnsi="Times New Roman" w:cs="Times New Roman"/>
+          <w:sz w:val="28"/>
+          <w:szCs w:val="28"/>
+          <w:lang w:val="uk-UA"/>
+        </w:rPr>
+        <w:t xml:space="preserve"> </w:t>
+      </w:r>
+      <w:r>
+        <w:rPr>
+          <w:rFonts w:ascii="Times New Roman" w:hAnsi="Times New Roman" w:cs="Times New Roman"/>
+          <w:sz w:val="28"/>
+          <w:szCs w:val="28"/>
+          <w:lang w:val="uk-UA"/>
+        </w:rPr>
+        <w:t>масиву за індексом, якщо індекс невірний функція вказує на останній</w:t>
+      </w:r>
+      <w:r>
+        <w:rPr>
+          <w:rFonts w:ascii="Times New Roman" w:hAnsi="Times New Roman" w:cs="Times New Roman"/>
+          <w:sz w:val="28"/>
+          <w:szCs w:val="28"/>
+          <w:lang w:val="uk-UA"/>
+        </w:rPr>
+        <w:t xml:space="preserve"> </w:t>
+      </w:r>
+      <w:r>
+        <w:rPr>
+          <w:rFonts w:ascii="Times New Roman" w:hAnsi="Times New Roman" w:cs="Times New Roman"/>
+          <w:sz w:val="28"/>
+          <w:szCs w:val="28"/>
+          <w:lang w:val="uk-UA"/>
+        </w:rPr>
+        <w:t xml:space="preserve">елемент масиву та встановлює код помилки у змінну </w:t>
+      </w:r>
+      <w:proofErr w:type="spellStart"/>
+      <w:r>
+        <w:rPr>
+          <w:rFonts w:ascii="Times New Roman" w:hAnsi="Times New Roman" w:cs="Times New Roman"/>
+          <w:sz w:val="28"/>
+          <w:szCs w:val="28"/>
+          <w:lang w:val="uk-UA"/>
+        </w:rPr>
+        <w:t>codeError</w:t>
+      </w:r>
+      <w:proofErr w:type="spellEnd"/>
+      <w:r>
+        <w:rPr>
+          <w:rFonts w:ascii="Times New Roman" w:hAnsi="Times New Roman" w:cs="Times New Roman"/>
+          <w:sz w:val="28"/>
+          <w:szCs w:val="28"/>
+          <w:lang w:val="uk-UA"/>
+        </w:rPr>
+        <w:t>;</w:t>
+      </w:r>
+    </w:p>
+    <w:p>
+      <w:pPr>
+        <w:spacing w:line="240" w:lineRule="auto"/>
+        <w:rPr>
+          <w:rFonts w:ascii="Times New Roman" w:hAnsi="Times New Roman" w:cs="Times New Roman"/>
+          <w:sz w:val="28"/>
+          <w:szCs w:val="28"/>
+          <w:lang w:val="uk-UA"/>
+        </w:rPr>
+      </w:pPr>
+      <w:r>
+        <w:rPr>
+          <w:rFonts w:ascii="Times New Roman" w:hAnsi="Times New Roman" w:cs="Times New Roman"/>
+          <w:sz w:val="28"/>
+          <w:szCs w:val="28"/>
+          <w:lang w:val="uk-UA"/>
+        </w:rPr>
+        <w:t xml:space="preserve">• розподілу пам’яті </w:t>
+      </w:r>
+      <w:proofErr w:type="spellStart"/>
+      <w:r>
+        <w:rPr>
+          <w:rFonts w:ascii="Times New Roman" w:hAnsi="Times New Roman" w:cs="Times New Roman"/>
+          <w:sz w:val="28"/>
+          <w:szCs w:val="28"/>
+          <w:lang w:val="uk-UA"/>
+        </w:rPr>
+        <w:t>new</w:t>
+      </w:r>
+      <w:proofErr w:type="spellEnd"/>
+      <w:r>
+        <w:rPr>
+          <w:rFonts w:ascii="Times New Roman" w:hAnsi="Times New Roman" w:cs="Times New Roman"/>
+          <w:sz w:val="28"/>
+          <w:szCs w:val="28"/>
+          <w:lang w:val="uk-UA"/>
+        </w:rPr>
+        <w:t xml:space="preserve"> та </w:t>
+      </w:r>
+      <w:proofErr w:type="spellStart"/>
+      <w:r>
+        <w:rPr>
+          <w:rFonts w:ascii="Times New Roman" w:hAnsi="Times New Roman" w:cs="Times New Roman"/>
+          <w:sz w:val="28"/>
+          <w:szCs w:val="28"/>
+          <w:lang w:val="uk-UA"/>
+        </w:rPr>
+        <w:t>delete</w:t>
+      </w:r>
+      <w:proofErr w:type="spellEnd"/>
+      <w:r>
+        <w:rPr>
+          <w:rFonts w:ascii="Times New Roman" w:hAnsi="Times New Roman" w:cs="Times New Roman"/>
+          <w:sz w:val="28"/>
+          <w:szCs w:val="28"/>
+          <w:lang w:val="uk-UA"/>
+        </w:rPr>
+        <w:t>;</w:t>
+      </w:r>
+    </w:p>
+    <w:p>
+      <w:pPr>
+        <w:spacing w:line="240" w:lineRule="auto"/>
+        <w:rPr>
+          <w:rFonts w:ascii="Times New Roman" w:hAnsi="Times New Roman" w:cs="Times New Roman"/>
+          <w:sz w:val="28"/>
+          <w:szCs w:val="28"/>
+          <w:lang w:val="uk-UA"/>
+        </w:rPr>
+      </w:pPr>
+      <w:r>
+        <w:rPr>
+          <w:rFonts w:ascii="Times New Roman" w:hAnsi="Times New Roman" w:cs="Times New Roman"/>
+          <w:sz w:val="28"/>
+          <w:szCs w:val="28"/>
+          <w:lang w:val="uk-UA"/>
+        </w:rPr>
+        <w:lastRenderedPageBreak/>
+        <w:t>• виклику функції ();</w:t>
+      </w:r>
+    </w:p>
+    <w:p>
+      <w:pPr>
+        <w:spacing w:line="240" w:lineRule="auto"/>
+        <w:rPr>
+          <w:rFonts w:ascii="Times New Roman" w:hAnsi="Times New Roman" w:cs="Times New Roman"/>
+          <w:sz w:val="28"/>
+          <w:szCs w:val="28"/>
+          <w:lang w:val="uk-UA"/>
+        </w:rPr>
+      </w:pPr>
+      <w:r>
+        <w:rPr>
+          <w:rFonts w:ascii="Times New Roman" w:hAnsi="Times New Roman" w:cs="Times New Roman"/>
+          <w:sz w:val="28"/>
+          <w:szCs w:val="28"/>
+          <w:lang w:val="uk-UA"/>
+        </w:rPr>
+        <w:t>• порівняння (функція-операція виконує певні дії над кожною парою</w:t>
+      </w:r>
+      <w:r>
+        <w:rPr>
+          <w:rFonts w:ascii="Times New Roman" w:hAnsi="Times New Roman" w:cs="Times New Roman"/>
+          <w:sz w:val="28"/>
+          <w:szCs w:val="28"/>
+          <w:lang w:val="uk-UA"/>
+        </w:rPr>
+        <w:t xml:space="preserve"> </w:t>
+      </w:r>
+      <w:r>
+        <w:rPr>
+          <w:rFonts w:ascii="Times New Roman" w:hAnsi="Times New Roman" w:cs="Times New Roman"/>
+          <w:sz w:val="28"/>
+          <w:szCs w:val="28"/>
+          <w:lang w:val="uk-UA"/>
+        </w:rPr>
+        <w:t xml:space="preserve">елементів векторів за індексом), які повертають </w:t>
+      </w:r>
+      <w:proofErr w:type="spellStart"/>
+      <w:r>
+        <w:rPr>
+          <w:rFonts w:ascii="Times New Roman" w:hAnsi="Times New Roman" w:cs="Times New Roman"/>
+          <w:sz w:val="28"/>
+          <w:szCs w:val="28"/>
+          <w:lang w:val="uk-UA"/>
+        </w:rPr>
+        <w:t>true</w:t>
+      </w:r>
+      <w:proofErr w:type="spellEnd"/>
+      <w:r>
+        <w:rPr>
+          <w:rFonts w:ascii="Times New Roman" w:hAnsi="Times New Roman" w:cs="Times New Roman"/>
+          <w:sz w:val="28"/>
+          <w:szCs w:val="28"/>
+          <w:lang w:val="uk-UA"/>
+        </w:rPr>
+        <w:t xml:space="preserve"> або </w:t>
+      </w:r>
+      <w:proofErr w:type="spellStart"/>
+      <w:r>
+        <w:rPr>
+          <w:rFonts w:ascii="Times New Roman" w:hAnsi="Times New Roman" w:cs="Times New Roman"/>
+          <w:sz w:val="28"/>
+          <w:szCs w:val="28"/>
+          <w:lang w:val="uk-UA"/>
+        </w:rPr>
+        <w:t>false</w:t>
+      </w:r>
+      <w:proofErr w:type="spellEnd"/>
+      <w:r>
+        <w:rPr>
+          <w:rFonts w:ascii="Times New Roman" w:hAnsi="Times New Roman" w:cs="Times New Roman"/>
+          <w:sz w:val="28"/>
+          <w:szCs w:val="28"/>
+          <w:lang w:val="uk-UA"/>
+        </w:rPr>
+        <w:t>:</w:t>
+      </w:r>
+    </w:p>
+    <w:p>
+      <w:pPr>
+        <w:spacing w:line="240" w:lineRule="auto"/>
+        <w:rPr>
+          <w:rFonts w:ascii="Times New Roman" w:hAnsi="Times New Roman" w:cs="Times New Roman"/>
+          <w:sz w:val="28"/>
+          <w:szCs w:val="28"/>
+          <w:lang w:val="uk-UA"/>
+        </w:rPr>
+      </w:pPr>
+      <w:r>
+        <w:rPr>
+          <w:rFonts w:ascii="Times New Roman" w:hAnsi="Times New Roman" w:cs="Times New Roman"/>
+          <w:sz w:val="28"/>
+          <w:szCs w:val="28"/>
+          <w:lang w:val="uk-UA"/>
+        </w:rPr>
+        <w:t>o &gt; (більше) для двох векторів;</w:t>
+      </w:r>
+    </w:p>
+    <w:p>
+      <w:pPr>
+        <w:spacing w:line="240" w:lineRule="auto"/>
+        <w:rPr>
+          <w:rFonts w:ascii="Times New Roman" w:hAnsi="Times New Roman" w:cs="Times New Roman"/>
+          <w:sz w:val="28"/>
+          <w:szCs w:val="28"/>
+          <w:lang w:val="uk-UA"/>
+        </w:rPr>
+      </w:pPr>
+      <w:r>
+        <w:rPr>
+          <w:rFonts w:ascii="Times New Roman" w:hAnsi="Times New Roman" w:cs="Times New Roman"/>
+          <w:sz w:val="28"/>
+          <w:szCs w:val="28"/>
+          <w:lang w:val="uk-UA"/>
+        </w:rPr>
+        <w:t>o &gt;= (більше рівне) для двох векторів;</w:t>
+      </w:r>
+    </w:p>
+    <w:p>
+      <w:pPr>
+        <w:spacing w:line="240" w:lineRule="auto"/>
+        <w:rPr>
+          <w:rFonts w:ascii="Times New Roman" w:hAnsi="Times New Roman" w:cs="Times New Roman"/>
+          <w:sz w:val="28"/>
+          <w:szCs w:val="28"/>
+          <w:lang w:val="uk-UA"/>
+        </w:rPr>
+      </w:pPr>
+      <w:r>
+        <w:rPr>
+          <w:rFonts w:ascii="Times New Roman" w:hAnsi="Times New Roman" w:cs="Times New Roman"/>
+          <w:sz w:val="28"/>
+          <w:szCs w:val="28"/>
+          <w:lang w:val="uk-UA"/>
+        </w:rPr>
+        <w:t>o &lt; (менше) для двох векторів;</w:t>
+      </w:r>
+    </w:p>
+    <w:p>
+      <w:pPr>
+        <w:spacing w:line="240" w:lineRule="auto"/>
+        <w:rPr>
+          <w:rFonts w:ascii="Times New Roman" w:hAnsi="Times New Roman" w:cs="Times New Roman"/>
+          <w:sz w:val="28"/>
+          <w:szCs w:val="28"/>
+          <w:lang w:val="uk-UA"/>
+        </w:rPr>
+      </w:pPr>
+      <w:r>
+        <w:rPr>
+          <w:rFonts w:ascii="Times New Roman" w:hAnsi="Times New Roman" w:cs="Times New Roman"/>
+          <w:sz w:val="28"/>
+          <w:szCs w:val="28"/>
+          <w:lang w:val="uk-UA"/>
+        </w:rPr>
+        <w:t>o &lt;=(менше рівне) для двох векторів.</w:t>
+      </w:r>
+    </w:p>
+    <w:p>
+      <w:pPr>
+        <w:spacing w:line="240" w:lineRule="auto"/>
+        <w:rPr>
+          <w:rFonts w:ascii="Times New Roman" w:hAnsi="Times New Roman" w:cs="Times New Roman"/>
+          <w:sz w:val="28"/>
+          <w:szCs w:val="28"/>
+          <w:lang w:val="uk-UA"/>
+        </w:rPr>
+      </w:pPr>
+      <w:r>
+        <w:rPr>
+          <w:rFonts w:ascii="Times New Roman" w:hAnsi="Times New Roman" w:cs="Times New Roman"/>
+          <w:sz w:val="28"/>
+          <w:szCs w:val="28"/>
+          <w:lang w:val="uk-UA"/>
+        </w:rPr>
+        <w:t>У змінну стани встановлювати код помилки, коли не вистачає пам'яті, виходить за межі масиву.</w:t>
+      </w:r>
+      <w:r>
+        <w:rPr>
+          <w:rFonts w:ascii="Times New Roman" w:hAnsi="Times New Roman" w:cs="Times New Roman"/>
+          <w:sz w:val="28"/>
+          <w:szCs w:val="28"/>
+          <w:lang w:val="uk-UA"/>
+        </w:rPr>
+        <w:t xml:space="preserve"> </w:t>
+      </w:r>
+      <w:r>
+        <w:rPr>
+          <w:rFonts w:ascii="Times New Roman" w:hAnsi="Times New Roman" w:cs="Times New Roman"/>
+          <w:sz w:val="28"/>
+          <w:szCs w:val="28"/>
+          <w:lang w:val="uk-UA"/>
+        </w:rPr>
+        <w:t>Передбачити можливість підрахунку числа об'єктів даного типу. Перевірити роботу цього</w:t>
+      </w:r>
+      <w:r>
+        <w:rPr>
+          <w:rFonts w:ascii="Times New Roman" w:hAnsi="Times New Roman" w:cs="Times New Roman"/>
+          <w:sz w:val="28"/>
+          <w:szCs w:val="28"/>
+          <w:lang w:val="uk-UA"/>
+        </w:rPr>
+        <w:t xml:space="preserve"> </w:t>
+      </w:r>
+      <w:r>
+        <w:rPr>
+          <w:rFonts w:ascii="Times New Roman" w:hAnsi="Times New Roman" w:cs="Times New Roman"/>
+          <w:sz w:val="28"/>
+          <w:szCs w:val="28"/>
+          <w:lang w:val="uk-UA"/>
+        </w:rPr>
+        <w:t>класу.</w:t>
+      </w:r>
+      <w:r>
+        <w:rPr>
+          <w:rFonts w:ascii="Times New Roman" w:hAnsi="Times New Roman" w:cs="Times New Roman"/>
+          <w:sz w:val="28"/>
+          <w:szCs w:val="28"/>
+          <w:lang w:val="uk-UA"/>
+        </w:rPr>
+        <w:t xml:space="preserve"> </w:t>
+      </w:r>
+      <w:r>
+        <w:rPr>
+          <w:rFonts w:ascii="Times New Roman" w:hAnsi="Times New Roman" w:cs="Times New Roman"/>
+          <w:sz w:val="28"/>
+          <w:szCs w:val="28"/>
+          <w:lang w:val="uk-UA"/>
         </w:rPr>
         <w:drawing>
-          <wp:anchor distT="0" distB="0" distL="114300" distR="114300" simplePos="0" relativeHeight="251664384" behindDoc="0" locked="0" layoutInCell="1" allowOverlap="1" wp14:anchorId="30BA7995" wp14:editId="0ECC8F67">
-            <wp:simplePos x="0" y="0"/>
-            <wp:positionH relativeFrom="column">
-              <wp:posOffset>4200525</wp:posOffset>
-            </wp:positionH>
-            <wp:positionV relativeFrom="paragraph">
-              <wp:posOffset>8255</wp:posOffset>
-            </wp:positionV>
-            <wp:extent cx="2162175" cy="2324100"/>
-            <wp:effectExtent l="0" t="0" r="9525" b="0"/>
-            <wp:wrapNone/>
-            <wp:docPr id="929525787" name="Рисунок 1"/>
+          <wp:inline distT="0" distB="0" distL="0" distR="0" wp14:anchorId="44522E19" wp14:editId="38E13041">
+            <wp:extent cx="4232452" cy="5324475"/>
+            <wp:effectExtent l="0" t="0" r="0" b="0"/>
+            <wp:docPr id="206139460" name="Рисунок 1" descr="Изображение выглядит как текст, снимок экрана&#10;&#10;Содержимое, созданное искусственным интеллектом, может быть неверным."/>
             <wp:cNvGraphicFramePr>
               <a:graphicFrameLocks xmlns:a="http://schemas.openxmlformats.org/drawingml/2006/main" noChangeAspect="1"/>
             </wp:cNvGraphicFramePr>
@@ -1388,17 +3328,11 @@
               <a:graphicData uri="http://schemas.openxmlformats.org/drawingml/2006/picture">
                 <pic:pic xmlns:pic="http://schemas.openxmlformats.org/drawingml/2006/picture">
                   <pic:nvPicPr>
-                    <pic:cNvPr id="929525787" name=""/>
+                    <pic:cNvPr id="206139460" name="Рисунок 1" descr="Изображение выглядит как текст, снимок экрана&#10;&#10;Содержимое, созданное искусственным интеллектом, может быть неверным."/>
                     <pic:cNvPicPr/>
                   </pic:nvPicPr>
                   <pic:blipFill>
-                    <a:blip r:embed="rId6">
-                      <a:extLst>
-                        <a:ext uri="{28A0092B-C50C-407E-A947-70E740481C1C}">
-                          <a14:useLocalDpi xmlns:a14="http://schemas.microsoft.com/office/drawing/2010/main" val="0"/>
-                        </a:ext>
-                      </a:extLst>
-                    </a:blip>
+                    <a:blip r:embed="rId6"/>
                     <a:stretch>
                       <a:fillRect/>
                     </a:stretch>
@@ -1406,7 +3340,7 @@
                   <pic:spPr>
                     <a:xfrm>
                       <a:off x="0" y="0"/>
-                      <a:ext cx="2162175" cy="2324100"/>
+                      <a:ext cx="4286643" cy="5392648"/>
                     </a:xfrm>
                     <a:prstGeom prst="rect">
                       <a:avLst/>
@@ -1415,22 +3349,33 @@
                 </pic:pic>
               </a:graphicData>
             </a:graphic>
-          </wp:anchor>
+          </wp:inline>
         </w:drawing>
       </w:r>
-      <w:r>
-        <w:rPr>
-          <w:rFonts w:ascii="Times New Roman" w:hAnsi="Times New Roman" w:cs="Times New Roman"/>
-          <w:noProof/>
-          <w:sz w:val="28"/>
-          <w:szCs w:val="28"/>
-          <w:lang w:val="uk-UA"/>
-        </w:rPr>
+    </w:p>
+    <w:p>
+      <w:pPr>
+        <w:spacing w:line="240" w:lineRule="auto"/>
+        <w:rPr>
+          <w:rFonts w:ascii="Times New Roman" w:hAnsi="Times New Roman" w:cs="Times New Roman"/>
+          <w:sz w:val="28"/>
+          <w:szCs w:val="28"/>
+          <w:lang w:val="uk-UA"/>
+        </w:rPr>
+      </w:pPr>
+      <w:r>
+        <w:rPr>
+          <w:rFonts w:ascii="Times New Roman" w:hAnsi="Times New Roman" w:cs="Times New Roman"/>
+          <w:sz w:val="28"/>
+          <w:szCs w:val="28"/>
+          <w:lang w:val="uk-UA"/>
+        </w:rPr>
+        <w:lastRenderedPageBreak/>
         <w:drawing>
-          <wp:inline distT="0" distB="0" distL="0" distR="0" wp14:anchorId="7BF908CB" wp14:editId="157DA5CC">
-            <wp:extent cx="3915321" cy="2467319"/>
-            <wp:effectExtent l="0" t="0" r="9525" b="9525"/>
-            <wp:docPr id="1715280042" name="Рисунок 1"/>
+          <wp:inline distT="0" distB="0" distL="0" distR="0" wp14:anchorId="677BFB39" wp14:editId="014DE242">
+            <wp:extent cx="4580401" cy="5991225"/>
+            <wp:effectExtent l="0" t="0" r="0" b="0"/>
+            <wp:docPr id="27376115" name="Рисунок 1" descr="Изображение выглядит как текст, снимок экрана&#10;&#10;Содержимое, созданное искусственным интеллектом, может быть неверным."/>
             <wp:cNvGraphicFramePr>
               <a:graphicFrameLocks xmlns:a="http://schemas.openxmlformats.org/drawingml/2006/main" noChangeAspect="1"/>
             </wp:cNvGraphicFramePr>
@@ -1438,7 +3383,7 @@
               <a:graphicData uri="http://schemas.openxmlformats.org/drawingml/2006/picture">
                 <pic:pic xmlns:pic="http://schemas.openxmlformats.org/drawingml/2006/picture">
                   <pic:nvPicPr>
-                    <pic:cNvPr id="1715280042" name=""/>
+                    <pic:cNvPr id="27376115" name="Рисунок 1" descr="Изображение выглядит как текст, снимок экрана&#10;&#10;Содержимое, созданное искусственным интеллектом, может быть неверным."/>
                     <pic:cNvPicPr/>
                   </pic:nvPicPr>
                   <pic:blipFill>
@@ -1450,7 +3395,7 @@
                   <pic:spPr>
                     <a:xfrm>
                       <a:off x="0" y="0"/>
-                      <a:ext cx="3915321" cy="2467319"/>
+                      <a:ext cx="4611696" cy="6032159"/>
                     </a:xfrm>
                     <a:prstGeom prst="rect">
                       <a:avLst/>
@@ -1478,29 +3423,1088 @@
           <w:rFonts w:ascii="Times New Roman" w:hAnsi="Times New Roman" w:cs="Times New Roman"/>
           <w:sz w:val="28"/>
           <w:szCs w:val="28"/>
-          <w:lang w:val="uk-UA"/>
-        </w:rPr>
-        <w:t xml:space="preserve">У цьому завданні реалізовано обчислення математичного виразу без використання стандартних операцій множення та ділення. Замість них застосовуються побітові зсуви вліво (еквівалент множення на степені двійки) та вправо (еквівалент </w:t>
-      </w:r>
-      <w:proofErr w:type="spellStart"/>
-      <w:r>
-        <w:rPr>
-          <w:rFonts w:ascii="Times New Roman" w:hAnsi="Times New Roman" w:cs="Times New Roman"/>
-          <w:sz w:val="28"/>
-          <w:szCs w:val="28"/>
-          <w:lang w:val="uk-UA"/>
-        </w:rPr>
-        <w:t>цілочисельного</w:t>
-      </w:r>
-      <w:proofErr w:type="spellEnd"/>
-      <w:r>
-        <w:rPr>
-          <w:rFonts w:ascii="Times New Roman" w:hAnsi="Times New Roman" w:cs="Times New Roman"/>
-          <w:sz w:val="28"/>
-          <w:szCs w:val="28"/>
-          <w:lang w:val="uk-UA"/>
-        </w:rPr>
-        <w:t xml:space="preserve"> ділення). Складні множники розкладено на суми та різниці степенів двійки (наприклад, 15 * a замінено на (a &lt;&lt; 4) - a). Це дозволяє оптимізувати обчислення на низькому рівні.</w:t>
+        </w:rPr>
+        <w:t xml:space="preserve">У </w:t>
+      </w:r>
+      <w:proofErr w:type="spellStart"/>
+      <w:r>
+        <w:rPr>
+          <w:rFonts w:ascii="Times New Roman" w:hAnsi="Times New Roman" w:cs="Times New Roman"/>
+          <w:sz w:val="28"/>
+          <w:szCs w:val="28"/>
+        </w:rPr>
+        <w:t>цьому</w:t>
+      </w:r>
+      <w:proofErr w:type="spellEnd"/>
+      <w:r>
+        <w:rPr>
+          <w:rFonts w:ascii="Times New Roman" w:hAnsi="Times New Roman" w:cs="Times New Roman"/>
+          <w:sz w:val="28"/>
+          <w:szCs w:val="28"/>
+        </w:rPr>
+        <w:t xml:space="preserve"> </w:t>
+      </w:r>
+      <w:proofErr w:type="spellStart"/>
+      <w:r>
+        <w:rPr>
+          <w:rFonts w:ascii="Times New Roman" w:hAnsi="Times New Roman" w:cs="Times New Roman"/>
+          <w:sz w:val="28"/>
+          <w:szCs w:val="28"/>
+        </w:rPr>
+        <w:t>завданні</w:t>
+      </w:r>
+      <w:proofErr w:type="spellEnd"/>
+      <w:r>
+        <w:rPr>
+          <w:rFonts w:ascii="Times New Roman" w:hAnsi="Times New Roman" w:cs="Times New Roman"/>
+          <w:sz w:val="28"/>
+          <w:szCs w:val="28"/>
+        </w:rPr>
+        <w:t xml:space="preserve"> </w:t>
+      </w:r>
+      <w:proofErr w:type="spellStart"/>
+      <w:r>
+        <w:rPr>
+          <w:rFonts w:ascii="Times New Roman" w:hAnsi="Times New Roman" w:cs="Times New Roman"/>
+          <w:sz w:val="28"/>
+          <w:szCs w:val="28"/>
+        </w:rPr>
+        <w:t>розроблено</w:t>
+      </w:r>
+      <w:proofErr w:type="spellEnd"/>
+      <w:r>
+        <w:rPr>
+          <w:rFonts w:ascii="Times New Roman" w:hAnsi="Times New Roman" w:cs="Times New Roman"/>
+          <w:sz w:val="28"/>
+          <w:szCs w:val="28"/>
+        </w:rPr>
+        <w:t xml:space="preserve"> </w:t>
+      </w:r>
+      <w:proofErr w:type="spellStart"/>
+      <w:r>
+        <w:rPr>
+          <w:rFonts w:ascii="Times New Roman" w:hAnsi="Times New Roman" w:cs="Times New Roman"/>
+          <w:sz w:val="28"/>
+          <w:szCs w:val="28"/>
+        </w:rPr>
+        <w:t>клас</w:t>
+      </w:r>
+      <w:proofErr w:type="spellEnd"/>
+      <w:r>
+        <w:rPr>
+          <w:rFonts w:ascii="Times New Roman" w:hAnsi="Times New Roman" w:cs="Times New Roman"/>
+          <w:sz w:val="28"/>
+          <w:szCs w:val="28"/>
+        </w:rPr>
+        <w:t xml:space="preserve"> </w:t>
+      </w:r>
+      <w:proofErr w:type="spellStart"/>
+      <w:r>
+        <w:rPr>
+          <w:rFonts w:ascii="Times New Roman" w:hAnsi="Times New Roman" w:cs="Times New Roman"/>
+          <w:sz w:val="28"/>
+          <w:szCs w:val="28"/>
+        </w:rPr>
+        <w:t>VectorInt</w:t>
+      </w:r>
+      <w:proofErr w:type="spellEnd"/>
+      <w:r>
+        <w:rPr>
+          <w:rFonts w:ascii="Times New Roman" w:hAnsi="Times New Roman" w:cs="Times New Roman"/>
+          <w:sz w:val="28"/>
+          <w:szCs w:val="28"/>
+        </w:rPr>
+        <w:t xml:space="preserve">, </w:t>
+      </w:r>
+      <w:proofErr w:type="spellStart"/>
+      <w:r>
+        <w:rPr>
+          <w:rFonts w:ascii="Times New Roman" w:hAnsi="Times New Roman" w:cs="Times New Roman"/>
+          <w:sz w:val="28"/>
+          <w:szCs w:val="28"/>
+        </w:rPr>
+        <w:t>який</w:t>
+      </w:r>
+      <w:proofErr w:type="spellEnd"/>
+      <w:r>
+        <w:rPr>
+          <w:rFonts w:ascii="Times New Roman" w:hAnsi="Times New Roman" w:cs="Times New Roman"/>
+          <w:sz w:val="28"/>
+          <w:szCs w:val="28"/>
+        </w:rPr>
+        <w:t xml:space="preserve"> </w:t>
+      </w:r>
+      <w:proofErr w:type="spellStart"/>
+      <w:r>
+        <w:rPr>
+          <w:rFonts w:ascii="Times New Roman" w:hAnsi="Times New Roman" w:cs="Times New Roman"/>
+          <w:sz w:val="28"/>
+          <w:szCs w:val="28"/>
+        </w:rPr>
+        <w:t>реалізує</w:t>
+      </w:r>
+      <w:proofErr w:type="spellEnd"/>
+      <w:r>
+        <w:rPr>
+          <w:rFonts w:ascii="Times New Roman" w:hAnsi="Times New Roman" w:cs="Times New Roman"/>
+          <w:sz w:val="28"/>
+          <w:szCs w:val="28"/>
+        </w:rPr>
+        <w:t xml:space="preserve"> </w:t>
+      </w:r>
+      <w:proofErr w:type="spellStart"/>
+      <w:r>
+        <w:rPr>
+          <w:rFonts w:ascii="Times New Roman" w:hAnsi="Times New Roman" w:cs="Times New Roman"/>
+          <w:sz w:val="28"/>
+          <w:szCs w:val="28"/>
+        </w:rPr>
+        <w:t>динамічний</w:t>
+      </w:r>
+      <w:proofErr w:type="spellEnd"/>
+      <w:r>
+        <w:rPr>
+          <w:rFonts w:ascii="Times New Roman" w:hAnsi="Times New Roman" w:cs="Times New Roman"/>
+          <w:sz w:val="28"/>
+          <w:szCs w:val="28"/>
+        </w:rPr>
+        <w:t xml:space="preserve"> </w:t>
+      </w:r>
+      <w:proofErr w:type="spellStart"/>
+      <w:r>
+        <w:rPr>
+          <w:rFonts w:ascii="Times New Roman" w:hAnsi="Times New Roman" w:cs="Times New Roman"/>
+          <w:sz w:val="28"/>
+          <w:szCs w:val="28"/>
+        </w:rPr>
+        <w:t>масив</w:t>
+      </w:r>
+      <w:proofErr w:type="spellEnd"/>
+      <w:r>
+        <w:rPr>
+          <w:rFonts w:ascii="Times New Roman" w:hAnsi="Times New Roman" w:cs="Times New Roman"/>
+          <w:sz w:val="28"/>
+          <w:szCs w:val="28"/>
+        </w:rPr>
+        <w:t xml:space="preserve"> </w:t>
+      </w:r>
+      <w:proofErr w:type="spellStart"/>
+      <w:r>
+        <w:rPr>
+          <w:rFonts w:ascii="Times New Roman" w:hAnsi="Times New Roman" w:cs="Times New Roman"/>
+          <w:sz w:val="28"/>
+          <w:szCs w:val="28"/>
+        </w:rPr>
+        <w:t>цілих</w:t>
+      </w:r>
+      <w:proofErr w:type="spellEnd"/>
+      <w:r>
+        <w:rPr>
+          <w:rFonts w:ascii="Times New Roman" w:hAnsi="Times New Roman" w:cs="Times New Roman"/>
+          <w:sz w:val="28"/>
+          <w:szCs w:val="28"/>
+        </w:rPr>
+        <w:t xml:space="preserve"> чисел </w:t>
+      </w:r>
+      <w:proofErr w:type="spellStart"/>
+      <w:r>
+        <w:rPr>
+          <w:rFonts w:ascii="Times New Roman" w:hAnsi="Times New Roman" w:cs="Times New Roman"/>
+          <w:sz w:val="28"/>
+          <w:szCs w:val="28"/>
+        </w:rPr>
+        <w:t>із</w:t>
+      </w:r>
+      <w:proofErr w:type="spellEnd"/>
+      <w:r>
+        <w:rPr>
+          <w:rFonts w:ascii="Times New Roman" w:hAnsi="Times New Roman" w:cs="Times New Roman"/>
+          <w:sz w:val="28"/>
+          <w:szCs w:val="28"/>
+        </w:rPr>
+        <w:t xml:space="preserve"> </w:t>
+      </w:r>
+      <w:proofErr w:type="spellStart"/>
+      <w:r>
+        <w:rPr>
+          <w:rFonts w:ascii="Times New Roman" w:hAnsi="Times New Roman" w:cs="Times New Roman"/>
+          <w:sz w:val="28"/>
+          <w:szCs w:val="28"/>
+        </w:rPr>
+        <w:t>вбудованим</w:t>
+      </w:r>
+      <w:proofErr w:type="spellEnd"/>
+      <w:r>
+        <w:rPr>
+          <w:rFonts w:ascii="Times New Roman" w:hAnsi="Times New Roman" w:cs="Times New Roman"/>
+          <w:sz w:val="28"/>
+          <w:szCs w:val="28"/>
+        </w:rPr>
+        <w:t xml:space="preserve"> </w:t>
+      </w:r>
+      <w:proofErr w:type="spellStart"/>
+      <w:r>
+        <w:rPr>
+          <w:rFonts w:ascii="Times New Roman" w:hAnsi="Times New Roman" w:cs="Times New Roman"/>
+          <w:sz w:val="28"/>
+          <w:szCs w:val="28"/>
+        </w:rPr>
+        <w:t>механізмом</w:t>
+      </w:r>
+      <w:proofErr w:type="spellEnd"/>
+      <w:r>
+        <w:rPr>
+          <w:rFonts w:ascii="Times New Roman" w:hAnsi="Times New Roman" w:cs="Times New Roman"/>
+          <w:sz w:val="28"/>
+          <w:szCs w:val="28"/>
+        </w:rPr>
+        <w:t xml:space="preserve"> </w:t>
+      </w:r>
+      <w:proofErr w:type="spellStart"/>
+      <w:r>
+        <w:rPr>
+          <w:rFonts w:ascii="Times New Roman" w:hAnsi="Times New Roman" w:cs="Times New Roman"/>
+          <w:sz w:val="28"/>
+          <w:szCs w:val="28"/>
+        </w:rPr>
+        <w:t>керування</w:t>
+      </w:r>
+      <w:proofErr w:type="spellEnd"/>
+      <w:r>
+        <w:rPr>
+          <w:rFonts w:ascii="Times New Roman" w:hAnsi="Times New Roman" w:cs="Times New Roman"/>
+          <w:sz w:val="28"/>
+          <w:szCs w:val="28"/>
+        </w:rPr>
+        <w:t xml:space="preserve"> </w:t>
+      </w:r>
+      <w:proofErr w:type="spellStart"/>
+      <w:r>
+        <w:rPr>
+          <w:rFonts w:ascii="Times New Roman" w:hAnsi="Times New Roman" w:cs="Times New Roman"/>
+          <w:sz w:val="28"/>
+          <w:szCs w:val="28"/>
+        </w:rPr>
+        <w:t>пам'яттю</w:t>
+      </w:r>
+      <w:proofErr w:type="spellEnd"/>
+      <w:r>
+        <w:rPr>
+          <w:rFonts w:ascii="Times New Roman" w:hAnsi="Times New Roman" w:cs="Times New Roman"/>
+          <w:sz w:val="28"/>
+          <w:szCs w:val="28"/>
+        </w:rPr>
+        <w:t xml:space="preserve"> та </w:t>
+      </w:r>
+      <w:proofErr w:type="spellStart"/>
+      <w:r>
+        <w:rPr>
+          <w:rFonts w:ascii="Times New Roman" w:hAnsi="Times New Roman" w:cs="Times New Roman"/>
+          <w:sz w:val="28"/>
+          <w:szCs w:val="28"/>
+        </w:rPr>
+        <w:t>обробки</w:t>
+      </w:r>
+      <w:proofErr w:type="spellEnd"/>
+      <w:r>
+        <w:rPr>
+          <w:rFonts w:ascii="Times New Roman" w:hAnsi="Times New Roman" w:cs="Times New Roman"/>
+          <w:sz w:val="28"/>
+          <w:szCs w:val="28"/>
+        </w:rPr>
+        <w:t xml:space="preserve"> </w:t>
+      </w:r>
+      <w:proofErr w:type="spellStart"/>
+      <w:r>
+        <w:rPr>
+          <w:rFonts w:ascii="Times New Roman" w:hAnsi="Times New Roman" w:cs="Times New Roman"/>
+          <w:sz w:val="28"/>
+          <w:szCs w:val="28"/>
+        </w:rPr>
+        <w:t>виключних</w:t>
+      </w:r>
+      <w:proofErr w:type="spellEnd"/>
+      <w:r>
+        <w:rPr>
+          <w:rFonts w:ascii="Times New Roman" w:hAnsi="Times New Roman" w:cs="Times New Roman"/>
+          <w:sz w:val="28"/>
+          <w:szCs w:val="28"/>
+        </w:rPr>
+        <w:t xml:space="preserve"> </w:t>
+      </w:r>
+      <w:proofErr w:type="spellStart"/>
+      <w:r>
+        <w:rPr>
+          <w:rFonts w:ascii="Times New Roman" w:hAnsi="Times New Roman" w:cs="Times New Roman"/>
+          <w:sz w:val="28"/>
+          <w:szCs w:val="28"/>
+        </w:rPr>
+        <w:t>ситуацій</w:t>
+      </w:r>
+      <w:proofErr w:type="spellEnd"/>
+      <w:r>
+        <w:rPr>
+          <w:rFonts w:ascii="Times New Roman" w:hAnsi="Times New Roman" w:cs="Times New Roman"/>
+          <w:sz w:val="28"/>
+          <w:szCs w:val="28"/>
+        </w:rPr>
+        <w:t xml:space="preserve"> (</w:t>
+      </w:r>
+      <w:proofErr w:type="spellStart"/>
+      <w:r>
+        <w:rPr>
+          <w:rFonts w:ascii="Times New Roman" w:hAnsi="Times New Roman" w:cs="Times New Roman"/>
+          <w:sz w:val="28"/>
+          <w:szCs w:val="28"/>
+        </w:rPr>
+        <w:t>вихід</w:t>
+      </w:r>
+      <w:proofErr w:type="spellEnd"/>
+      <w:r>
+        <w:rPr>
+          <w:rFonts w:ascii="Times New Roman" w:hAnsi="Times New Roman" w:cs="Times New Roman"/>
+          <w:sz w:val="28"/>
+          <w:szCs w:val="28"/>
+        </w:rPr>
+        <w:t xml:space="preserve"> за </w:t>
+      </w:r>
+      <w:proofErr w:type="spellStart"/>
+      <w:r>
+        <w:rPr>
+          <w:rFonts w:ascii="Times New Roman" w:hAnsi="Times New Roman" w:cs="Times New Roman"/>
+          <w:sz w:val="28"/>
+          <w:szCs w:val="28"/>
+        </w:rPr>
+        <w:t>межі</w:t>
+      </w:r>
+      <w:proofErr w:type="spellEnd"/>
+      <w:r>
+        <w:rPr>
+          <w:rFonts w:ascii="Times New Roman" w:hAnsi="Times New Roman" w:cs="Times New Roman"/>
+          <w:sz w:val="28"/>
+          <w:szCs w:val="28"/>
+        </w:rPr>
+        <w:t xml:space="preserve"> </w:t>
+      </w:r>
+      <w:proofErr w:type="spellStart"/>
+      <w:r>
+        <w:rPr>
+          <w:rFonts w:ascii="Times New Roman" w:hAnsi="Times New Roman" w:cs="Times New Roman"/>
+          <w:sz w:val="28"/>
+          <w:szCs w:val="28"/>
+        </w:rPr>
+        <w:t>масиву</w:t>
+      </w:r>
+      <w:proofErr w:type="spellEnd"/>
+      <w:r>
+        <w:rPr>
+          <w:rFonts w:ascii="Times New Roman" w:hAnsi="Times New Roman" w:cs="Times New Roman"/>
+          <w:sz w:val="28"/>
+          <w:szCs w:val="28"/>
+        </w:rPr>
+        <w:t xml:space="preserve">, </w:t>
+      </w:r>
+      <w:proofErr w:type="spellStart"/>
+      <w:r>
+        <w:rPr>
+          <w:rFonts w:ascii="Times New Roman" w:hAnsi="Times New Roman" w:cs="Times New Roman"/>
+          <w:sz w:val="28"/>
+          <w:szCs w:val="28"/>
+        </w:rPr>
+        <w:t>ділення</w:t>
+      </w:r>
+      <w:proofErr w:type="spellEnd"/>
+      <w:r>
+        <w:rPr>
+          <w:rFonts w:ascii="Times New Roman" w:hAnsi="Times New Roman" w:cs="Times New Roman"/>
+          <w:sz w:val="28"/>
+          <w:szCs w:val="28"/>
+        </w:rPr>
+        <w:t xml:space="preserve"> на нуль, </w:t>
+      </w:r>
+      <w:proofErr w:type="spellStart"/>
+      <w:r>
+        <w:rPr>
+          <w:rFonts w:ascii="Times New Roman" w:hAnsi="Times New Roman" w:cs="Times New Roman"/>
+          <w:sz w:val="28"/>
+          <w:szCs w:val="28"/>
+        </w:rPr>
+        <w:t>нестача</w:t>
+      </w:r>
+      <w:proofErr w:type="spellEnd"/>
+      <w:r>
+        <w:rPr>
+          <w:rFonts w:ascii="Times New Roman" w:hAnsi="Times New Roman" w:cs="Times New Roman"/>
+          <w:sz w:val="28"/>
+          <w:szCs w:val="28"/>
+        </w:rPr>
+        <w:t xml:space="preserve"> </w:t>
+      </w:r>
+      <w:proofErr w:type="spellStart"/>
+      <w:r>
+        <w:rPr>
+          <w:rFonts w:ascii="Times New Roman" w:hAnsi="Times New Roman" w:cs="Times New Roman"/>
+          <w:sz w:val="28"/>
+          <w:szCs w:val="28"/>
+        </w:rPr>
+        <w:t>пам'яті</w:t>
+      </w:r>
+      <w:proofErr w:type="spellEnd"/>
+      <w:r>
+        <w:rPr>
+          <w:rFonts w:ascii="Times New Roman" w:hAnsi="Times New Roman" w:cs="Times New Roman"/>
+          <w:sz w:val="28"/>
+          <w:szCs w:val="28"/>
+        </w:rPr>
+        <w:t xml:space="preserve">) через </w:t>
+      </w:r>
+      <w:proofErr w:type="spellStart"/>
+      <w:r>
+        <w:rPr>
+          <w:rFonts w:ascii="Times New Roman" w:hAnsi="Times New Roman" w:cs="Times New Roman"/>
+          <w:sz w:val="28"/>
+          <w:szCs w:val="28"/>
+        </w:rPr>
+        <w:t>спеціальну</w:t>
+      </w:r>
+      <w:proofErr w:type="spellEnd"/>
+      <w:r>
+        <w:rPr>
+          <w:rFonts w:ascii="Times New Roman" w:hAnsi="Times New Roman" w:cs="Times New Roman"/>
+          <w:sz w:val="28"/>
+          <w:szCs w:val="28"/>
+        </w:rPr>
+        <w:t xml:space="preserve"> </w:t>
+      </w:r>
+      <w:proofErr w:type="spellStart"/>
+      <w:r>
+        <w:rPr>
+          <w:rFonts w:ascii="Times New Roman" w:hAnsi="Times New Roman" w:cs="Times New Roman"/>
+          <w:sz w:val="28"/>
+          <w:szCs w:val="28"/>
+        </w:rPr>
+        <w:t>змінну</w:t>
+      </w:r>
+      <w:proofErr w:type="spellEnd"/>
+      <w:r>
+        <w:rPr>
+          <w:rFonts w:ascii="Times New Roman" w:hAnsi="Times New Roman" w:cs="Times New Roman"/>
+          <w:sz w:val="28"/>
+          <w:szCs w:val="28"/>
+        </w:rPr>
+        <w:t xml:space="preserve"> стану. </w:t>
+      </w:r>
+      <w:proofErr w:type="spellStart"/>
+      <w:r>
+        <w:rPr>
+          <w:rFonts w:ascii="Times New Roman" w:hAnsi="Times New Roman" w:cs="Times New Roman"/>
+          <w:sz w:val="28"/>
+          <w:szCs w:val="28"/>
+        </w:rPr>
+        <w:t>Основна</w:t>
+      </w:r>
+      <w:proofErr w:type="spellEnd"/>
+      <w:r>
+        <w:rPr>
+          <w:rFonts w:ascii="Times New Roman" w:hAnsi="Times New Roman" w:cs="Times New Roman"/>
+          <w:sz w:val="28"/>
+          <w:szCs w:val="28"/>
+        </w:rPr>
+        <w:t xml:space="preserve"> </w:t>
+      </w:r>
+      <w:proofErr w:type="spellStart"/>
+      <w:r>
+        <w:rPr>
+          <w:rFonts w:ascii="Times New Roman" w:hAnsi="Times New Roman" w:cs="Times New Roman"/>
+          <w:sz w:val="28"/>
+          <w:szCs w:val="28"/>
+        </w:rPr>
+        <w:t>увага</w:t>
+      </w:r>
+      <w:proofErr w:type="spellEnd"/>
+      <w:r>
+        <w:rPr>
+          <w:rFonts w:ascii="Times New Roman" w:hAnsi="Times New Roman" w:cs="Times New Roman"/>
+          <w:sz w:val="28"/>
+          <w:szCs w:val="28"/>
+        </w:rPr>
+        <w:t xml:space="preserve"> </w:t>
+      </w:r>
+      <w:proofErr w:type="spellStart"/>
+      <w:r>
+        <w:rPr>
+          <w:rFonts w:ascii="Times New Roman" w:hAnsi="Times New Roman" w:cs="Times New Roman"/>
+          <w:sz w:val="28"/>
+          <w:szCs w:val="28"/>
+        </w:rPr>
+        <w:t>приділена</w:t>
+      </w:r>
+      <w:proofErr w:type="spellEnd"/>
+      <w:r>
+        <w:rPr>
+          <w:rFonts w:ascii="Times New Roman" w:hAnsi="Times New Roman" w:cs="Times New Roman"/>
+          <w:sz w:val="28"/>
+          <w:szCs w:val="28"/>
+        </w:rPr>
+        <w:t xml:space="preserve"> </w:t>
+      </w:r>
+      <w:proofErr w:type="spellStart"/>
+      <w:r>
+        <w:rPr>
+          <w:rFonts w:ascii="Times New Roman" w:hAnsi="Times New Roman" w:cs="Times New Roman"/>
+          <w:sz w:val="28"/>
+          <w:szCs w:val="28"/>
+        </w:rPr>
+        <w:t>глибокому</w:t>
+      </w:r>
+      <w:proofErr w:type="spellEnd"/>
+      <w:r>
+        <w:rPr>
+          <w:rFonts w:ascii="Times New Roman" w:hAnsi="Times New Roman" w:cs="Times New Roman"/>
+          <w:sz w:val="28"/>
+          <w:szCs w:val="28"/>
+        </w:rPr>
+        <w:t xml:space="preserve"> </w:t>
+      </w:r>
+      <w:proofErr w:type="spellStart"/>
+      <w:r>
+        <w:rPr>
+          <w:rFonts w:ascii="Times New Roman" w:hAnsi="Times New Roman" w:cs="Times New Roman"/>
+          <w:sz w:val="28"/>
+          <w:szCs w:val="28"/>
+        </w:rPr>
+        <w:t>перевантаженню</w:t>
+      </w:r>
+      <w:proofErr w:type="spellEnd"/>
+      <w:r>
+        <w:rPr>
+          <w:rFonts w:ascii="Times New Roman" w:hAnsi="Times New Roman" w:cs="Times New Roman"/>
+          <w:sz w:val="28"/>
+          <w:szCs w:val="28"/>
+        </w:rPr>
+        <w:t xml:space="preserve"> широкого спектра </w:t>
+      </w:r>
+      <w:proofErr w:type="spellStart"/>
+      <w:r>
+        <w:rPr>
+          <w:rFonts w:ascii="Times New Roman" w:hAnsi="Times New Roman" w:cs="Times New Roman"/>
+          <w:sz w:val="28"/>
+          <w:szCs w:val="28"/>
+        </w:rPr>
+        <w:t>операцій</w:t>
+      </w:r>
+      <w:proofErr w:type="spellEnd"/>
+      <w:r>
+        <w:rPr>
+          <w:rFonts w:ascii="Times New Roman" w:hAnsi="Times New Roman" w:cs="Times New Roman"/>
+          <w:sz w:val="28"/>
+          <w:szCs w:val="28"/>
+        </w:rPr>
+        <w:t xml:space="preserve"> (</w:t>
+      </w:r>
+      <w:proofErr w:type="spellStart"/>
+      <w:r>
+        <w:rPr>
+          <w:rFonts w:ascii="Times New Roman" w:hAnsi="Times New Roman" w:cs="Times New Roman"/>
+          <w:sz w:val="28"/>
+          <w:szCs w:val="28"/>
+        </w:rPr>
+        <w:t>арифметичних</w:t>
+      </w:r>
+      <w:proofErr w:type="spellEnd"/>
+      <w:r>
+        <w:rPr>
+          <w:rFonts w:ascii="Times New Roman" w:hAnsi="Times New Roman" w:cs="Times New Roman"/>
+          <w:sz w:val="28"/>
+          <w:szCs w:val="28"/>
+        </w:rPr>
+        <w:t xml:space="preserve">, </w:t>
+      </w:r>
+      <w:proofErr w:type="spellStart"/>
+      <w:r>
+        <w:rPr>
+          <w:rFonts w:ascii="Times New Roman" w:hAnsi="Times New Roman" w:cs="Times New Roman"/>
+          <w:sz w:val="28"/>
+          <w:szCs w:val="28"/>
+        </w:rPr>
+        <w:t>побітових</w:t>
+      </w:r>
+      <w:proofErr w:type="spellEnd"/>
+      <w:r>
+        <w:rPr>
+          <w:rFonts w:ascii="Times New Roman" w:hAnsi="Times New Roman" w:cs="Times New Roman"/>
+          <w:sz w:val="28"/>
+          <w:szCs w:val="28"/>
+        </w:rPr>
+        <w:t xml:space="preserve">, </w:t>
+      </w:r>
+      <w:proofErr w:type="spellStart"/>
+      <w:r>
+        <w:rPr>
+          <w:rFonts w:ascii="Times New Roman" w:hAnsi="Times New Roman" w:cs="Times New Roman"/>
+          <w:sz w:val="28"/>
+          <w:szCs w:val="28"/>
+        </w:rPr>
+        <w:t>логічних</w:t>
+      </w:r>
+      <w:proofErr w:type="spellEnd"/>
+      <w:r>
+        <w:rPr>
+          <w:rFonts w:ascii="Times New Roman" w:hAnsi="Times New Roman" w:cs="Times New Roman"/>
+          <w:sz w:val="28"/>
+          <w:szCs w:val="28"/>
+        </w:rPr>
+        <w:t xml:space="preserve">, </w:t>
+      </w:r>
+      <w:proofErr w:type="spellStart"/>
+      <w:r>
+        <w:rPr>
+          <w:rFonts w:ascii="Times New Roman" w:hAnsi="Times New Roman" w:cs="Times New Roman"/>
+          <w:sz w:val="28"/>
+          <w:szCs w:val="28"/>
+        </w:rPr>
+        <w:t>операторів</w:t>
+      </w:r>
+      <w:proofErr w:type="spellEnd"/>
+      <w:r>
+        <w:rPr>
+          <w:rFonts w:ascii="Times New Roman" w:hAnsi="Times New Roman" w:cs="Times New Roman"/>
+          <w:sz w:val="28"/>
+          <w:szCs w:val="28"/>
+        </w:rPr>
+        <w:t xml:space="preserve"> </w:t>
+      </w:r>
+      <w:proofErr w:type="spellStart"/>
+      <w:r>
+        <w:rPr>
+          <w:rFonts w:ascii="Times New Roman" w:hAnsi="Times New Roman" w:cs="Times New Roman"/>
+          <w:sz w:val="28"/>
+          <w:szCs w:val="28"/>
+        </w:rPr>
+        <w:t>порівняння</w:t>
+      </w:r>
+      <w:proofErr w:type="spellEnd"/>
+      <w:r>
+        <w:rPr>
+          <w:rFonts w:ascii="Times New Roman" w:hAnsi="Times New Roman" w:cs="Times New Roman"/>
+          <w:sz w:val="28"/>
+          <w:szCs w:val="28"/>
+        </w:rPr>
+        <w:t xml:space="preserve">, </w:t>
+      </w:r>
+      <w:proofErr w:type="spellStart"/>
+      <w:r>
+        <w:rPr>
+          <w:rFonts w:ascii="Times New Roman" w:hAnsi="Times New Roman" w:cs="Times New Roman"/>
+          <w:sz w:val="28"/>
+          <w:szCs w:val="28"/>
+        </w:rPr>
+        <w:t>індексації</w:t>
+      </w:r>
+      <w:proofErr w:type="spellEnd"/>
+      <w:r>
+        <w:rPr>
+          <w:rFonts w:ascii="Times New Roman" w:hAnsi="Times New Roman" w:cs="Times New Roman"/>
+          <w:sz w:val="28"/>
+          <w:szCs w:val="28"/>
+        </w:rPr>
+        <w:t xml:space="preserve">, а також потокового </w:t>
+      </w:r>
+      <w:proofErr w:type="spellStart"/>
+      <w:r>
+        <w:rPr>
+          <w:rFonts w:ascii="Times New Roman" w:hAnsi="Times New Roman" w:cs="Times New Roman"/>
+          <w:sz w:val="28"/>
+          <w:szCs w:val="28"/>
+        </w:rPr>
+        <w:t>введення</w:t>
+      </w:r>
+      <w:proofErr w:type="spellEnd"/>
+      <w:r>
+        <w:rPr>
+          <w:rFonts w:ascii="Times New Roman" w:hAnsi="Times New Roman" w:cs="Times New Roman"/>
+          <w:sz w:val="28"/>
+          <w:szCs w:val="28"/>
+        </w:rPr>
+        <w:t>/</w:t>
+      </w:r>
+      <w:proofErr w:type="spellStart"/>
+      <w:r>
+        <w:rPr>
+          <w:rFonts w:ascii="Times New Roman" w:hAnsi="Times New Roman" w:cs="Times New Roman"/>
+          <w:sz w:val="28"/>
+          <w:szCs w:val="28"/>
+        </w:rPr>
+        <w:t>виведення</w:t>
+      </w:r>
+      <w:proofErr w:type="spellEnd"/>
+      <w:r>
+        <w:rPr>
+          <w:rFonts w:ascii="Times New Roman" w:hAnsi="Times New Roman" w:cs="Times New Roman"/>
+          <w:sz w:val="28"/>
+          <w:szCs w:val="28"/>
+        </w:rPr>
+        <w:t xml:space="preserve">), </w:t>
+      </w:r>
+      <w:proofErr w:type="spellStart"/>
+      <w:r>
+        <w:rPr>
+          <w:rFonts w:ascii="Times New Roman" w:hAnsi="Times New Roman" w:cs="Times New Roman"/>
+          <w:sz w:val="28"/>
+          <w:szCs w:val="28"/>
+        </w:rPr>
+        <w:t>що</w:t>
+      </w:r>
+      <w:proofErr w:type="spellEnd"/>
+      <w:r>
+        <w:rPr>
+          <w:rFonts w:ascii="Times New Roman" w:hAnsi="Times New Roman" w:cs="Times New Roman"/>
+          <w:sz w:val="28"/>
+          <w:szCs w:val="28"/>
+        </w:rPr>
+        <w:t xml:space="preserve"> </w:t>
+      </w:r>
+      <w:proofErr w:type="spellStart"/>
+      <w:r>
+        <w:rPr>
+          <w:rFonts w:ascii="Times New Roman" w:hAnsi="Times New Roman" w:cs="Times New Roman"/>
+          <w:sz w:val="28"/>
+          <w:szCs w:val="28"/>
+        </w:rPr>
+        <w:t>дозволяє</w:t>
+      </w:r>
+      <w:proofErr w:type="spellEnd"/>
+      <w:r>
+        <w:rPr>
+          <w:rFonts w:ascii="Times New Roman" w:hAnsi="Times New Roman" w:cs="Times New Roman"/>
+          <w:sz w:val="28"/>
+          <w:szCs w:val="28"/>
+        </w:rPr>
+        <w:t xml:space="preserve"> </w:t>
+      </w:r>
+      <w:proofErr w:type="spellStart"/>
+      <w:r>
+        <w:rPr>
+          <w:rFonts w:ascii="Times New Roman" w:hAnsi="Times New Roman" w:cs="Times New Roman"/>
+          <w:sz w:val="28"/>
+          <w:szCs w:val="28"/>
+        </w:rPr>
+        <w:t>використовувати</w:t>
+      </w:r>
+      <w:proofErr w:type="spellEnd"/>
+      <w:r>
+        <w:rPr>
+          <w:rFonts w:ascii="Times New Roman" w:hAnsi="Times New Roman" w:cs="Times New Roman"/>
+          <w:sz w:val="28"/>
+          <w:szCs w:val="28"/>
+        </w:rPr>
+        <w:t xml:space="preserve"> </w:t>
+      </w:r>
+      <w:proofErr w:type="spellStart"/>
+      <w:r>
+        <w:rPr>
+          <w:rFonts w:ascii="Times New Roman" w:hAnsi="Times New Roman" w:cs="Times New Roman"/>
+          <w:sz w:val="28"/>
+          <w:szCs w:val="28"/>
+        </w:rPr>
+        <w:t>об'єкти</w:t>
+      </w:r>
+      <w:proofErr w:type="spellEnd"/>
+      <w:r>
+        <w:rPr>
+          <w:rFonts w:ascii="Times New Roman" w:hAnsi="Times New Roman" w:cs="Times New Roman"/>
+          <w:sz w:val="28"/>
+          <w:szCs w:val="28"/>
+        </w:rPr>
+        <w:t xml:space="preserve"> вектора у </w:t>
+      </w:r>
+      <w:proofErr w:type="spellStart"/>
+      <w:r>
+        <w:rPr>
+          <w:rFonts w:ascii="Times New Roman" w:hAnsi="Times New Roman" w:cs="Times New Roman"/>
+          <w:sz w:val="28"/>
+          <w:szCs w:val="28"/>
+        </w:rPr>
+        <w:t>складних</w:t>
+      </w:r>
+      <w:proofErr w:type="spellEnd"/>
+      <w:r>
+        <w:rPr>
+          <w:rFonts w:ascii="Times New Roman" w:hAnsi="Times New Roman" w:cs="Times New Roman"/>
+          <w:sz w:val="28"/>
+          <w:szCs w:val="28"/>
+        </w:rPr>
+        <w:t xml:space="preserve"> </w:t>
+      </w:r>
+      <w:proofErr w:type="spellStart"/>
+      <w:r>
+        <w:rPr>
+          <w:rFonts w:ascii="Times New Roman" w:hAnsi="Times New Roman" w:cs="Times New Roman"/>
+          <w:sz w:val="28"/>
+          <w:szCs w:val="28"/>
+        </w:rPr>
+        <w:t>математичних</w:t>
+      </w:r>
+      <w:proofErr w:type="spellEnd"/>
+      <w:r>
+        <w:rPr>
+          <w:rFonts w:ascii="Times New Roman" w:hAnsi="Times New Roman" w:cs="Times New Roman"/>
+          <w:sz w:val="28"/>
+          <w:szCs w:val="28"/>
+        </w:rPr>
+        <w:t xml:space="preserve"> </w:t>
+      </w:r>
+      <w:proofErr w:type="spellStart"/>
+      <w:r>
+        <w:rPr>
+          <w:rFonts w:ascii="Times New Roman" w:hAnsi="Times New Roman" w:cs="Times New Roman"/>
+          <w:sz w:val="28"/>
+          <w:szCs w:val="28"/>
+        </w:rPr>
+        <w:t>виразах</w:t>
+      </w:r>
+      <w:proofErr w:type="spellEnd"/>
+      <w:r>
+        <w:rPr>
+          <w:rFonts w:ascii="Times New Roman" w:hAnsi="Times New Roman" w:cs="Times New Roman"/>
+          <w:sz w:val="28"/>
+          <w:szCs w:val="28"/>
+        </w:rPr>
+        <w:t xml:space="preserve"> так само </w:t>
+      </w:r>
+      <w:proofErr w:type="spellStart"/>
+      <w:r>
+        <w:rPr>
+          <w:rFonts w:ascii="Times New Roman" w:hAnsi="Times New Roman" w:cs="Times New Roman"/>
+          <w:sz w:val="28"/>
+          <w:szCs w:val="28"/>
+        </w:rPr>
+        <w:t>природно</w:t>
+      </w:r>
+      <w:proofErr w:type="spellEnd"/>
+      <w:r>
+        <w:rPr>
+          <w:rFonts w:ascii="Times New Roman" w:hAnsi="Times New Roman" w:cs="Times New Roman"/>
+          <w:sz w:val="28"/>
+          <w:szCs w:val="28"/>
+        </w:rPr>
+        <w:t xml:space="preserve">, як і </w:t>
+      </w:r>
+      <w:proofErr w:type="spellStart"/>
+      <w:r>
+        <w:rPr>
+          <w:rFonts w:ascii="Times New Roman" w:hAnsi="Times New Roman" w:cs="Times New Roman"/>
+          <w:sz w:val="28"/>
+          <w:szCs w:val="28"/>
+        </w:rPr>
+        <w:t>стандартні</w:t>
+      </w:r>
+      <w:proofErr w:type="spellEnd"/>
+      <w:r>
+        <w:rPr>
+          <w:rFonts w:ascii="Times New Roman" w:hAnsi="Times New Roman" w:cs="Times New Roman"/>
+          <w:sz w:val="28"/>
+          <w:szCs w:val="28"/>
+        </w:rPr>
+        <w:t xml:space="preserve"> </w:t>
+      </w:r>
+      <w:proofErr w:type="spellStart"/>
+      <w:r>
+        <w:rPr>
+          <w:rFonts w:ascii="Times New Roman" w:hAnsi="Times New Roman" w:cs="Times New Roman"/>
+          <w:sz w:val="28"/>
+          <w:szCs w:val="28"/>
+        </w:rPr>
+        <w:t>базові</w:t>
+      </w:r>
+      <w:proofErr w:type="spellEnd"/>
+      <w:r>
+        <w:rPr>
+          <w:rFonts w:ascii="Times New Roman" w:hAnsi="Times New Roman" w:cs="Times New Roman"/>
+          <w:sz w:val="28"/>
+          <w:szCs w:val="28"/>
+        </w:rPr>
+        <w:t xml:space="preserve"> типи </w:t>
+      </w:r>
+      <w:proofErr w:type="spellStart"/>
+      <w:r>
+        <w:rPr>
+          <w:rFonts w:ascii="Times New Roman" w:hAnsi="Times New Roman" w:cs="Times New Roman"/>
+          <w:sz w:val="28"/>
+          <w:szCs w:val="28"/>
+        </w:rPr>
+        <w:t>даних</w:t>
+      </w:r>
+      <w:proofErr w:type="spellEnd"/>
+      <w:r>
+        <w:rPr>
+          <w:rFonts w:ascii="Times New Roman" w:hAnsi="Times New Roman" w:cs="Times New Roman"/>
+          <w:sz w:val="28"/>
+          <w:szCs w:val="28"/>
+        </w:rPr>
+        <w:t xml:space="preserve">. </w:t>
+      </w:r>
+      <w:proofErr w:type="spellStart"/>
+      <w:r>
+        <w:rPr>
+          <w:rFonts w:ascii="Times New Roman" w:hAnsi="Times New Roman" w:cs="Times New Roman"/>
+          <w:sz w:val="28"/>
+          <w:szCs w:val="28"/>
+        </w:rPr>
+        <w:t>Додатково</w:t>
+      </w:r>
+      <w:proofErr w:type="spellEnd"/>
+      <w:r>
+        <w:rPr>
+          <w:rFonts w:ascii="Times New Roman" w:hAnsi="Times New Roman" w:cs="Times New Roman"/>
+          <w:sz w:val="28"/>
+          <w:szCs w:val="28"/>
+        </w:rPr>
+        <w:t xml:space="preserve"> </w:t>
+      </w:r>
+      <w:proofErr w:type="spellStart"/>
+      <w:r>
+        <w:rPr>
+          <w:rFonts w:ascii="Times New Roman" w:hAnsi="Times New Roman" w:cs="Times New Roman"/>
+          <w:sz w:val="28"/>
+          <w:szCs w:val="28"/>
+        </w:rPr>
+        <w:t>реалізовано</w:t>
+      </w:r>
+      <w:proofErr w:type="spellEnd"/>
+      <w:r>
+        <w:rPr>
+          <w:rFonts w:ascii="Times New Roman" w:hAnsi="Times New Roman" w:cs="Times New Roman"/>
+          <w:sz w:val="28"/>
+          <w:szCs w:val="28"/>
+        </w:rPr>
+        <w:t xml:space="preserve"> </w:t>
+      </w:r>
+      <w:proofErr w:type="spellStart"/>
+      <w:r>
+        <w:rPr>
+          <w:rFonts w:ascii="Times New Roman" w:hAnsi="Times New Roman" w:cs="Times New Roman"/>
+          <w:sz w:val="28"/>
+          <w:szCs w:val="28"/>
+        </w:rPr>
+        <w:t>статичний</w:t>
+      </w:r>
+      <w:proofErr w:type="spellEnd"/>
+      <w:r>
+        <w:rPr>
+          <w:rFonts w:ascii="Times New Roman" w:hAnsi="Times New Roman" w:cs="Times New Roman"/>
+          <w:sz w:val="28"/>
+          <w:szCs w:val="28"/>
+        </w:rPr>
+        <w:t xml:space="preserve"> </w:t>
+      </w:r>
+      <w:proofErr w:type="spellStart"/>
+      <w:r>
+        <w:rPr>
+          <w:rFonts w:ascii="Times New Roman" w:hAnsi="Times New Roman" w:cs="Times New Roman"/>
+          <w:sz w:val="28"/>
+          <w:szCs w:val="28"/>
+        </w:rPr>
+        <w:t>лічильник</w:t>
+      </w:r>
+      <w:proofErr w:type="spellEnd"/>
+      <w:r>
+        <w:rPr>
+          <w:rFonts w:ascii="Times New Roman" w:hAnsi="Times New Roman" w:cs="Times New Roman"/>
+          <w:sz w:val="28"/>
+          <w:szCs w:val="28"/>
+        </w:rPr>
+        <w:t xml:space="preserve"> для </w:t>
+      </w:r>
+      <w:proofErr w:type="spellStart"/>
+      <w:r>
+        <w:rPr>
+          <w:rFonts w:ascii="Times New Roman" w:hAnsi="Times New Roman" w:cs="Times New Roman"/>
+          <w:sz w:val="28"/>
+          <w:szCs w:val="28"/>
+        </w:rPr>
+        <w:t>відстеження</w:t>
+      </w:r>
+      <w:proofErr w:type="spellEnd"/>
+      <w:r>
+        <w:rPr>
+          <w:rFonts w:ascii="Times New Roman" w:hAnsi="Times New Roman" w:cs="Times New Roman"/>
+          <w:sz w:val="28"/>
+          <w:szCs w:val="28"/>
+        </w:rPr>
+        <w:t xml:space="preserve"> </w:t>
+      </w:r>
+      <w:proofErr w:type="spellStart"/>
+      <w:r>
+        <w:rPr>
+          <w:rFonts w:ascii="Times New Roman" w:hAnsi="Times New Roman" w:cs="Times New Roman"/>
+          <w:sz w:val="28"/>
+          <w:szCs w:val="28"/>
+        </w:rPr>
+        <w:t>кількості</w:t>
+      </w:r>
+      <w:proofErr w:type="spellEnd"/>
+      <w:r>
+        <w:rPr>
+          <w:rFonts w:ascii="Times New Roman" w:hAnsi="Times New Roman" w:cs="Times New Roman"/>
+          <w:sz w:val="28"/>
+          <w:szCs w:val="28"/>
+        </w:rPr>
+        <w:t xml:space="preserve"> </w:t>
+      </w:r>
+      <w:proofErr w:type="spellStart"/>
+      <w:r>
+        <w:rPr>
+          <w:rFonts w:ascii="Times New Roman" w:hAnsi="Times New Roman" w:cs="Times New Roman"/>
+          <w:sz w:val="28"/>
+          <w:szCs w:val="28"/>
+        </w:rPr>
+        <w:t>створених</w:t>
+      </w:r>
+      <w:proofErr w:type="spellEnd"/>
+      <w:r>
+        <w:rPr>
+          <w:rFonts w:ascii="Times New Roman" w:hAnsi="Times New Roman" w:cs="Times New Roman"/>
+          <w:sz w:val="28"/>
+          <w:szCs w:val="28"/>
+        </w:rPr>
+        <w:t xml:space="preserve"> у </w:t>
+      </w:r>
+      <w:proofErr w:type="spellStart"/>
+      <w:r>
+        <w:rPr>
+          <w:rFonts w:ascii="Times New Roman" w:hAnsi="Times New Roman" w:cs="Times New Roman"/>
+          <w:sz w:val="28"/>
+          <w:szCs w:val="28"/>
+        </w:rPr>
+        <w:t>пам'яті</w:t>
+      </w:r>
+      <w:proofErr w:type="spellEnd"/>
+      <w:r>
+        <w:rPr>
+          <w:rFonts w:ascii="Times New Roman" w:hAnsi="Times New Roman" w:cs="Times New Roman"/>
+          <w:sz w:val="28"/>
+          <w:szCs w:val="28"/>
+        </w:rPr>
+        <w:t xml:space="preserve"> </w:t>
+      </w:r>
+      <w:proofErr w:type="spellStart"/>
+      <w:r>
+        <w:rPr>
+          <w:rFonts w:ascii="Times New Roman" w:hAnsi="Times New Roman" w:cs="Times New Roman"/>
+          <w:sz w:val="28"/>
+          <w:szCs w:val="28"/>
+        </w:rPr>
+        <w:t>об'єктів</w:t>
+      </w:r>
+      <w:proofErr w:type="spellEnd"/>
+      <w:r>
+        <w:rPr>
+          <w:rFonts w:ascii="Times New Roman" w:hAnsi="Times New Roman" w:cs="Times New Roman"/>
+          <w:sz w:val="28"/>
+          <w:szCs w:val="28"/>
+        </w:rPr>
+        <w:t>.</w:t>
       </w:r>
       <w:r>
         <w:rPr>
@@ -5271,7 +8275,6 @@
   <w:style w:type="character" w:default="1" w:styleId="a0">
     <w:name w:val="Default Paragraph Font"/>
     <w:uiPriority w:val="1"/>
-    <w:semiHidden/>
     <w:unhideWhenUsed/>
   </w:style>
   <w:style w:type="table" w:default="1" w:styleId="a1">
